--- a/411422063_余佩玲_Word排版作業.docx
+++ b/411422063_余佩玲_Word排版作業.docx
@@ -4,41 +4,450 @@
   <w:body>
     <w:p>
       <w:pPr>
+        <w:spacing w:after="400" w:line="360" w:lineRule="auto"/>
+        <w:jc w:val="center"/>
+        <w:rPr>
+          <w:rFonts w:ascii="標楷體" w:eastAsia="標楷體" w:hAnsi="標楷體" w:cs="Times New Roman"/>
+          <w:b/>
+          <w:bCs/>
+          <w:sz w:val="48"/>
+          <w:szCs w:val="48"/>
+          <w:lang w:eastAsia="zh-TW"/>
+        </w:rPr>
+      </w:pPr>
+      <w:r>
+        <w:rPr>
+          <w:rFonts w:ascii="標楷體" w:eastAsia="標楷體" w:hAnsi="標楷體" w:cs="Times New Roman"/>
+          <w:b/>
+          <w:bCs/>
+          <w:sz w:val="48"/>
+          <w:szCs w:val="48"/>
+          <w:lang w:eastAsia="zh-TW"/>
+        </w:rPr>
+        <w:t>國立東華大學材料科學與工</w:t>
+      </w:r>
+      <w:r>
+        <w:rPr>
+          <w:rFonts w:ascii="標楷體" w:eastAsia="標楷體" w:hAnsi="標楷體" w:cs="Times New Roman" w:hint="eastAsia"/>
+          <w:b/>
+          <w:bCs/>
+          <w:sz w:val="48"/>
+          <w:szCs w:val="48"/>
+          <w:lang w:eastAsia="zh-TW"/>
+        </w:rPr>
+        <w:t>程碩士班</w:t>
+      </w:r>
+    </w:p>
+    <w:p>
+      <w:pPr>
+        <w:spacing w:after="400" w:line="360" w:lineRule="auto"/>
+        <w:jc w:val="center"/>
+        <w:rPr>
+          <w:rFonts w:ascii="標楷體" w:eastAsia="標楷體" w:hAnsi="標楷體" w:cs="Times New Roman"/>
+          <w:b/>
+          <w:bCs/>
+          <w:sz w:val="48"/>
+          <w:szCs w:val="48"/>
+          <w:lang w:eastAsia="zh-TW"/>
+        </w:rPr>
+      </w:pPr>
+      <w:r>
+        <w:rPr>
+          <w:rFonts w:ascii="標楷體" w:eastAsia="標楷體" w:hAnsi="標楷體" w:cs="Times New Roman"/>
+          <w:b/>
+          <w:bCs/>
+          <w:sz w:val="48"/>
+          <w:szCs w:val="48"/>
+          <w:lang w:eastAsia="zh-TW"/>
+        </w:rPr>
+        <w:t>碩士論文</w:t>
+      </w:r>
+    </w:p>
+    <w:p>
+      <w:pPr>
+        <w:spacing w:after="400" w:line="240" w:lineRule="auto"/>
+        <w:jc w:val="center"/>
+        <w:rPr>
+          <w:rFonts w:ascii="標楷體" w:eastAsia="標楷體" w:hAnsi="標楷體" w:cs="Times New Roman"/>
+          <w:b/>
+          <w:bCs/>
+          <w:i/>
+          <w:iCs/>
+          <w:sz w:val="28"/>
+          <w:szCs w:val="28"/>
+          <w:lang w:eastAsia="zh-TW"/>
+        </w:rPr>
+      </w:pPr>
+      <w:r>
+        <w:rPr>
+          <w:rFonts w:ascii="標楷體" w:eastAsia="標楷體" w:hAnsi="標楷體" w:cs="Times New Roman"/>
+          <w:b/>
+          <w:bCs/>
+          <w:i/>
+          <w:iCs/>
+          <w:sz w:val="28"/>
+          <w:szCs w:val="28"/>
+          <w:lang w:eastAsia="zh-TW"/>
+        </w:rPr>
+        <w:t>Graduate Institute of Materials Science and Engineering</w:t>
+      </w:r>
+    </w:p>
+    <w:p>
+      <w:pPr>
+        <w:spacing w:after="400" w:line="240" w:lineRule="auto"/>
+        <w:jc w:val="center"/>
+        <w:rPr>
+          <w:rFonts w:ascii="標楷體" w:eastAsia="標楷體" w:hAnsi="標楷體" w:cs="Times New Roman"/>
+          <w:b/>
+          <w:bCs/>
+          <w:i/>
+          <w:iCs/>
+          <w:sz w:val="28"/>
+          <w:szCs w:val="28"/>
+          <w:lang w:eastAsia="zh-TW"/>
+        </w:rPr>
+      </w:pPr>
+      <w:r>
+        <w:rPr>
+          <w:rFonts w:ascii="標楷體" w:eastAsia="標楷體" w:hAnsi="標楷體" w:cs="Times New Roman"/>
+          <w:b/>
+          <w:bCs/>
+          <w:i/>
+          <w:iCs/>
+          <w:sz w:val="28"/>
+          <w:szCs w:val="28"/>
+          <w:lang w:eastAsia="zh-TW"/>
+        </w:rPr>
+        <w:t>College of Science and Engineering</w:t>
+      </w:r>
+    </w:p>
+    <w:p>
+      <w:pPr>
+        <w:spacing w:after="400" w:line="240" w:lineRule="auto"/>
+        <w:jc w:val="center"/>
+        <w:rPr>
+          <w:rFonts w:ascii="標楷體" w:eastAsia="標楷體" w:hAnsi="標楷體" w:cs="Times New Roman"/>
+          <w:b/>
+          <w:bCs/>
+          <w:i/>
+          <w:iCs/>
+          <w:sz w:val="28"/>
+          <w:szCs w:val="28"/>
+          <w:lang w:eastAsia="zh-TW"/>
+        </w:rPr>
+      </w:pPr>
+      <w:r>
+        <w:rPr>
+          <w:rFonts w:ascii="標楷體" w:eastAsia="標楷體" w:hAnsi="標楷體" w:cs="Times New Roman"/>
+          <w:b/>
+          <w:bCs/>
+          <w:i/>
+          <w:iCs/>
+          <w:sz w:val="28"/>
+          <w:szCs w:val="28"/>
+          <w:lang w:eastAsia="zh-TW"/>
+        </w:rPr>
+        <w:t>National Dong Hwa University</w:t>
+      </w:r>
+    </w:p>
+    <w:p>
+      <w:pPr>
+        <w:spacing w:after="400" w:line="240" w:lineRule="auto"/>
+        <w:jc w:val="center"/>
+        <w:rPr>
+          <w:rFonts w:ascii="標楷體" w:eastAsia="標楷體" w:hAnsi="標楷體" w:cs="Times New Roman"/>
+          <w:sz w:val="32"/>
+          <w:szCs w:val="32"/>
+          <w:lang w:eastAsia="zh-TW"/>
+        </w:rPr>
+      </w:pPr>
+      <w:r>
+        <w:rPr>
+          <w:rFonts w:ascii="標楷體" w:eastAsia="標楷體" w:hAnsi="標楷體" w:cs="Times New Roman"/>
+          <w:b/>
+          <w:bCs/>
+          <w:i/>
+          <w:iCs/>
+          <w:sz w:val="28"/>
+          <w:szCs w:val="28"/>
+          <w:lang w:eastAsia="zh-TW"/>
+        </w:rPr>
+        <w:t>Master's Thesis</w:t>
+      </w:r>
+      <w:r>
+        <w:rPr>
+          <w:rFonts w:ascii="標楷體" w:eastAsia="標楷體" w:hAnsi="標楷體" w:cs="Times New Roman"/>
+          <w:b/>
+          <w:bCs/>
+          <w:i/>
+          <w:iCs/>
+          <w:sz w:val="28"/>
+          <w:szCs w:val="28"/>
+          <w:lang w:eastAsia="zh-TW"/>
+        </w:rPr>
+        <w:br/>
+      </w:r>
+      <w:r>
+        <w:rPr>
+          <w:rFonts w:ascii="標楷體" w:eastAsia="標楷體" w:hAnsi="標楷體" w:cs="Times New Roman"/>
+          <w:sz w:val="40"/>
+          <w:lang w:eastAsia="zh-TW"/>
+        </w:rPr>
+        <w:br/>
+      </w:r>
+      <w:r>
+        <w:rPr>
+          <w:rFonts w:ascii="標楷體" w:eastAsia="標楷體" w:hAnsi="標楷體" w:cs="Times New Roman"/>
+          <w:sz w:val="32"/>
+          <w:szCs w:val="32"/>
+          <w:lang w:eastAsia="zh-TW"/>
+        </w:rPr>
+        <w:t>半導體材料在人工智慧晶片中的應用</w:t>
+      </w:r>
+    </w:p>
+    <w:p>
+      <w:pPr>
+        <w:spacing w:after="400" w:line="240" w:lineRule="auto"/>
+        <w:jc w:val="center"/>
+        <w:rPr>
+          <w:rFonts w:ascii="標楷體" w:eastAsia="標楷體" w:hAnsi="標楷體" w:cs="Times New Roman"/>
+          <w:sz w:val="32"/>
+          <w:szCs w:val="32"/>
+          <w:lang w:eastAsia="zh-TW"/>
+        </w:rPr>
+      </w:pPr>
+      <w:r>
+        <w:rPr>
+          <w:rFonts w:ascii="標楷體" w:eastAsia="標楷體" w:hAnsi="標楷體" w:cs="Times New Roman"/>
+          <w:sz w:val="32"/>
+          <w:szCs w:val="32"/>
+          <w:lang w:eastAsia="zh-TW"/>
+        </w:rPr>
+        <w:t>Applications of Semiconductor Materials in Artificial Intelligence Chips</w:t>
+      </w:r>
+    </w:p>
+    <w:p>
+      <w:pPr>
+        <w:spacing w:after="400" w:line="240" w:lineRule="auto"/>
+        <w:jc w:val="center"/>
+        <w:rPr>
+          <w:rFonts w:ascii="標楷體" w:eastAsia="標楷體" w:hAnsi="標楷體" w:cs="Times New Roman"/>
+          <w:sz w:val="32"/>
+          <w:szCs w:val="32"/>
+          <w:lang w:eastAsia="zh-TW"/>
+        </w:rPr>
+      </w:pPr>
+      <w:r>
+        <w:rPr>
+          <w:rFonts w:ascii="標楷體" w:eastAsia="標楷體" w:hAnsi="標楷體" w:cs="Times New Roman"/>
+          <w:noProof/>
+          <w:sz w:val="32"/>
+          <w:szCs w:val="32"/>
+          <w:lang w:eastAsia="zh-TW"/>
+        </w:rPr>
+        <w:drawing>
+          <wp:anchor distT="0" distB="0" distL="114300" distR="114300" simplePos="0" relativeHeight="251661312" behindDoc="0" locked="0" layoutInCell="1" allowOverlap="1" wp14:anchorId="2D2B12A7" wp14:editId="7AE48CBA">
+            <wp:simplePos x="0" y="0"/>
+            <wp:positionH relativeFrom="margin">
+              <wp:align>center</wp:align>
+            </wp:positionH>
+            <wp:positionV relativeFrom="paragraph">
+              <wp:posOffset>5715</wp:posOffset>
+            </wp:positionV>
+            <wp:extent cx="963930" cy="963930"/>
+            <wp:effectExtent l="0" t="0" r="7620" b="7620"/>
+            <wp:wrapSquare wrapText="bothSides"/>
+            <wp:docPr id="5" name="圖片 5"/>
+            <wp:cNvGraphicFramePr>
+              <a:graphicFrameLocks xmlns:a="http://schemas.openxmlformats.org/drawingml/2006/main" noChangeAspect="1"/>
+            </wp:cNvGraphicFramePr>
+            <a:graphic xmlns:a="http://schemas.openxmlformats.org/drawingml/2006/main">
+              <a:graphicData uri="http://schemas.openxmlformats.org/drawingml/2006/picture">
+                <pic:pic xmlns:pic="http://schemas.openxmlformats.org/drawingml/2006/picture">
+                  <pic:nvPicPr>
+                    <pic:cNvPr id="5" name="圖片 5"/>
+                    <pic:cNvPicPr/>
+                  </pic:nvPicPr>
+                  <pic:blipFill>
+                    <a:blip r:embed="rId8"/>
+                    <a:stretch>
+                      <a:fillRect/>
+                    </a:stretch>
+                  </pic:blipFill>
+                  <pic:spPr>
+                    <a:xfrm>
+                      <a:off x="0" y="0"/>
+                      <a:ext cx="963930" cy="963930"/>
+                    </a:xfrm>
+                    <a:prstGeom prst="rect">
+                      <a:avLst/>
+                    </a:prstGeom>
+                  </pic:spPr>
+                </pic:pic>
+              </a:graphicData>
+            </a:graphic>
+            <wp14:sizeRelH relativeFrom="margin">
+              <wp14:pctWidth>0</wp14:pctWidth>
+            </wp14:sizeRelH>
+            <wp14:sizeRelV relativeFrom="margin">
+              <wp14:pctHeight>0</wp14:pctHeight>
+            </wp14:sizeRelV>
+          </wp:anchor>
+        </w:drawing>
+      </w:r>
+    </w:p>
+    <w:p>
+      <w:pPr>
+        <w:spacing w:after="400" w:line="240" w:lineRule="auto"/>
+        <w:jc w:val="center"/>
+        <w:rPr>
+          <w:rFonts w:ascii="標楷體" w:eastAsia="標楷體" w:hAnsi="標楷體" w:cs="Times New Roman" w:hint="eastAsia"/>
+          <w:sz w:val="44"/>
+          <w:szCs w:val="24"/>
+          <w:lang w:eastAsia="zh-TW"/>
+        </w:rPr>
+      </w:pPr>
+      <w:r>
+        <w:rPr>
+          <w:rFonts w:ascii="標楷體" w:eastAsia="標楷體" w:hAnsi="標楷體" w:cs="Times New Roman"/>
+          <w:sz w:val="32"/>
+          <w:szCs w:val="32"/>
+          <w:lang w:eastAsia="zh-TW"/>
+        </w:rPr>
+        <w:br/>
+      </w:r>
+    </w:p>
+    <w:p>
+      <w:pPr>
+        <w:spacing w:after="400" w:line="240" w:lineRule="auto"/>
+        <w:jc w:val="center"/>
+        <w:rPr>
+          <w:rFonts w:ascii="標楷體" w:eastAsia="標楷體" w:hAnsi="標楷體" w:cs="Times New Roman"/>
+          <w:sz w:val="44"/>
+          <w:szCs w:val="24"/>
+          <w:lang w:eastAsia="zh-TW"/>
+        </w:rPr>
+      </w:pPr>
+      <w:r>
+        <w:rPr>
+          <w:rFonts w:ascii="標楷體" w:eastAsia="標楷體" w:hAnsi="標楷體" w:cs="Times New Roman"/>
+          <w:sz w:val="44"/>
+          <w:szCs w:val="24"/>
+          <w:lang w:eastAsia="zh-TW"/>
+        </w:rPr>
+        <w:t>余佩玲</w:t>
+      </w:r>
+      <w:r>
+        <w:rPr>
+          <w:rFonts w:ascii="標楷體" w:eastAsia="標楷體" w:hAnsi="標楷體" w:cs="Times New Roman"/>
+          <w:sz w:val="44"/>
+          <w:szCs w:val="24"/>
+          <w:lang w:eastAsia="zh-TW"/>
+        </w:rPr>
+        <w:br/>
+        <w:t>Pei</w:t>
+      </w:r>
+      <w:r>
+        <w:rPr>
+          <w:rFonts w:ascii="標楷體" w:eastAsia="標楷體" w:hAnsi="標楷體" w:cs="Times New Roman"/>
+          <w:sz w:val="44"/>
+          <w:szCs w:val="24"/>
+          <w:lang w:eastAsia="zh-TW"/>
+        </w:rPr>
+        <w:t>-L</w:t>
+      </w:r>
+      <w:r>
+        <w:rPr>
+          <w:rFonts w:ascii="標楷體" w:eastAsia="標楷體" w:hAnsi="標楷體" w:cs="Times New Roman"/>
+          <w:sz w:val="44"/>
+          <w:szCs w:val="24"/>
+          <w:lang w:eastAsia="zh-TW"/>
+        </w:rPr>
+        <w:t>ing Yu</w:t>
+      </w:r>
+    </w:p>
+    <w:p>
+      <w:pPr>
         <w:spacing w:after="400"/>
         <w:jc w:val="center"/>
         <w:rPr>
-          <w:rFonts w:ascii="Times New Roman" w:eastAsia="微軟正黑體" w:hAnsi="Times New Roman" w:cs="Times New Roman"/>
-          <w:sz w:val="32"/>
-          <w:szCs w:val="32"/>
-          <w:lang w:eastAsia="zh-TW"/>
-        </w:rPr>
-      </w:pPr>
-      <w:r>
-        <w:rPr>
-          <w:rFonts w:ascii="Times New Roman" w:eastAsia="微軟正黑體" w:hAnsi="Times New Roman" w:cs="Times New Roman"/>
-          <w:sz w:val="32"/>
-          <w:szCs w:val="32"/>
-          <w:lang w:eastAsia="zh-TW"/>
-        </w:rPr>
-        <w:t>國立東華大學</w:t>
-      </w:r>
-      <w:r>
-        <w:rPr>
-          <w:rFonts w:ascii="Times New Roman" w:eastAsia="微軟正黑體" w:hAnsi="Times New Roman" w:cs="Times New Roman"/>
-          <w:sz w:val="32"/>
-          <w:szCs w:val="32"/>
-          <w:lang w:eastAsia="zh-TW"/>
-        </w:rPr>
-        <w:t>理</w:t>
-      </w:r>
-      <w:r>
-        <w:rPr>
-          <w:rFonts w:ascii="Times New Roman" w:eastAsia="微軟正黑體" w:hAnsi="Times New Roman" w:cs="Times New Roman"/>
-          <w:sz w:val="32"/>
-          <w:szCs w:val="32"/>
-          <w:lang w:eastAsia="zh-TW"/>
-        </w:rPr>
-        <w:t>工學院材料科學與工程研究所</w:t>
+          <w:rFonts w:ascii="標楷體" w:eastAsia="標楷體" w:hAnsi="標楷體" w:cs="Times New Roman"/>
+          <w:sz w:val="44"/>
+          <w:szCs w:val="24"/>
+          <w:lang w:eastAsia="zh-TW"/>
+        </w:rPr>
+      </w:pPr>
+      <w:r>
+        <w:rPr>
+          <w:rFonts w:ascii="標楷體" w:eastAsia="標楷體" w:hAnsi="標楷體" w:cs="Times New Roman"/>
+          <w:sz w:val="44"/>
+          <w:szCs w:val="24"/>
+          <w:lang w:eastAsia="zh-TW"/>
+        </w:rPr>
+        <w:t xml:space="preserve">指導教授：張鐵人 </w:t>
+      </w:r>
+      <w:r>
+        <w:rPr>
+          <w:rFonts w:ascii="標楷體" w:eastAsia="標楷體" w:hAnsi="標楷體" w:cs="Times New Roman"/>
+          <w:sz w:val="44"/>
+          <w:szCs w:val="24"/>
+          <w:lang w:eastAsia="zh-TW"/>
+        </w:rPr>
+        <w:t>博士</w:t>
+      </w:r>
+      <w:r>
+        <w:rPr>
+          <w:rFonts w:ascii="標楷體" w:eastAsia="標楷體" w:hAnsi="標楷體" w:cs="Times New Roman"/>
+          <w:sz w:val="44"/>
+          <w:szCs w:val="24"/>
+          <w:lang w:eastAsia="zh-TW"/>
+        </w:rPr>
+        <w:br/>
+      </w:r>
+      <w:r>
+        <w:rPr>
+          <w:rFonts w:ascii="標楷體" w:eastAsia="標楷體" w:hAnsi="標楷體" w:cs="Times New Roman"/>
+          <w:sz w:val="44"/>
+          <w:szCs w:val="24"/>
+          <w:lang w:eastAsia="zh-TW"/>
+        </w:rPr>
+        <w:t xml:space="preserve"> Advisor: Tie-Ren Chang</w:t>
+      </w:r>
+      <w:r>
+        <w:rPr>
+          <w:rFonts w:ascii="標楷體" w:eastAsia="標楷體" w:hAnsi="標楷體" w:cs="Times New Roman"/>
+          <w:sz w:val="44"/>
+          <w:szCs w:val="24"/>
+          <w:lang w:eastAsia="zh-TW"/>
+        </w:rPr>
+        <w:t>,</w:t>
+      </w:r>
+      <w:r>
+        <w:rPr>
+          <w:rFonts w:ascii="標楷體" w:eastAsia="標楷體" w:hAnsi="標楷體" w:cs="Times New Roman"/>
+          <w:sz w:val="44"/>
+          <w:szCs w:val="24"/>
+          <w:lang w:eastAsia="zh-TW"/>
+        </w:rPr>
+        <w:t xml:space="preserve"> </w:t>
+      </w:r>
+      <w:r>
+        <w:rPr>
+          <w:rFonts w:ascii="標楷體" w:eastAsia="標楷體" w:hAnsi="標楷體" w:cs="Times New Roman"/>
+          <w:sz w:val="44"/>
+          <w:szCs w:val="24"/>
+          <w:lang w:eastAsia="zh-TW"/>
+        </w:rPr>
+        <w:t>Ph.D</w:t>
+      </w:r>
+      <w:r>
+        <w:rPr>
+          <w:rFonts w:ascii="標楷體" w:eastAsia="標楷體" w:hAnsi="標楷體" w:cs="Times New Roman"/>
+          <w:sz w:val="44"/>
+          <w:szCs w:val="24"/>
+          <w:lang w:eastAsia="zh-TW"/>
+        </w:rPr>
+        <w:t>.</w:t>
       </w:r>
     </w:p>
     <w:p>
@@ -47,377 +456,43 @@
         <w:jc w:val="center"/>
         <w:rPr>
           <w:rFonts w:ascii="Times New Roman" w:eastAsia="微軟正黑體" w:hAnsi="Times New Roman" w:cs="Times New Roman"/>
-          <w:sz w:val="36"/>
-          <w:szCs w:val="36"/>
-          <w:lang w:eastAsia="zh-TW"/>
-        </w:rPr>
-      </w:pPr>
-      <w:r>
-        <w:rPr>
-          <w:rFonts w:ascii="Times New Roman" w:eastAsia="微軟正黑體" w:hAnsi="Times New Roman" w:cs="Times New Roman"/>
-          <w:sz w:val="36"/>
-          <w:szCs w:val="36"/>
-          <w:lang w:eastAsia="zh-TW"/>
-        </w:rPr>
-        <w:t>碩士論文</w:t>
-      </w:r>
-    </w:p>
-    <w:p>
-      <w:pPr>
-        <w:spacing w:after="400"/>
-        <w:jc w:val="center"/>
-        <w:rPr>
-          <w:rFonts w:ascii="Times New Roman" w:eastAsia="微軟正黑體" w:hAnsi="Times New Roman" w:cs="Times New Roman"/>
-          <w:sz w:val="32"/>
-          <w:szCs w:val="32"/>
-          <w:lang w:eastAsia="zh-TW"/>
-        </w:rPr>
-      </w:pPr>
-      <w:r>
-        <w:rPr>
-          <w:rFonts w:ascii="Times New Roman" w:eastAsia="微軟正黑體" w:hAnsi="Times New Roman" w:cs="Times New Roman"/>
-          <w:sz w:val="32"/>
-          <w:szCs w:val="32"/>
-          <w:lang w:eastAsia="zh-TW"/>
-        </w:rPr>
-        <w:t>Graduate Institute of Materials Science and Engineering</w:t>
-      </w:r>
-    </w:p>
-    <w:p>
-      <w:pPr>
-        <w:spacing w:after="400"/>
-        <w:jc w:val="center"/>
-        <w:rPr>
-          <w:rFonts w:ascii="Times New Roman" w:eastAsia="微軟正黑體" w:hAnsi="Times New Roman" w:cs="Times New Roman"/>
-          <w:sz w:val="32"/>
-          <w:szCs w:val="32"/>
-          <w:lang w:eastAsia="zh-TW"/>
-        </w:rPr>
-      </w:pPr>
-      <w:r>
-        <w:rPr>
-          <w:rFonts w:ascii="Times New Roman" w:eastAsia="微軟正黑體" w:hAnsi="Times New Roman" w:cs="Times New Roman"/>
-          <w:sz w:val="32"/>
-          <w:szCs w:val="32"/>
-          <w:lang w:eastAsia="zh-TW"/>
-        </w:rPr>
-        <w:t>College of Science and Engineering</w:t>
-      </w:r>
-    </w:p>
-    <w:p>
-      <w:pPr>
-        <w:spacing w:after="400"/>
-        <w:jc w:val="center"/>
-        <w:rPr>
-          <w:rFonts w:ascii="Times New Roman" w:eastAsia="微軟正黑體" w:hAnsi="Times New Roman" w:cs="Times New Roman"/>
-          <w:sz w:val="32"/>
-          <w:szCs w:val="32"/>
-          <w:lang w:eastAsia="zh-TW"/>
-        </w:rPr>
-      </w:pPr>
-      <w:r>
-        <w:rPr>
-          <w:rFonts w:ascii="Times New Roman" w:eastAsia="微軟正黑體" w:hAnsi="Times New Roman" w:cs="Times New Roman"/>
-          <w:sz w:val="32"/>
-          <w:szCs w:val="32"/>
-          <w:lang w:eastAsia="zh-TW"/>
-        </w:rPr>
-        <w:t>National Dong Hwa University</w:t>
-      </w:r>
-    </w:p>
-    <w:p>
-      <w:pPr>
-        <w:spacing w:after="400"/>
-        <w:jc w:val="center"/>
-        <w:rPr>
-          <w:rFonts w:ascii="Times New Roman" w:eastAsia="微軟正黑體" w:hAnsi="Times New Roman" w:cs="Times New Roman"/>
-          <w:sz w:val="32"/>
-          <w:szCs w:val="32"/>
-          <w:lang w:eastAsia="zh-TW"/>
-        </w:rPr>
-      </w:pPr>
-      <w:r>
-        <w:rPr>
-          <w:rFonts w:ascii="Times New Roman" w:eastAsia="微軟正黑體" w:hAnsi="Times New Roman" w:cs="Times New Roman"/>
-          <w:sz w:val="32"/>
-          <w:szCs w:val="32"/>
-          <w:lang w:eastAsia="zh-TW"/>
-        </w:rPr>
-        <w:t>Master's Thesis</w:t>
-      </w:r>
-      <w:r>
-        <w:rPr>
-          <w:rFonts w:ascii="Times New Roman" w:eastAsia="微軟正黑體" w:hAnsi="Times New Roman" w:cs="Times New Roman"/>
-          <w:sz w:val="32"/>
-          <w:szCs w:val="32"/>
-          <w:lang w:eastAsia="zh-TW"/>
-        </w:rPr>
-        <w:br/>
-      </w:r>
-      <w:r>
-        <w:rPr>
-          <w:rFonts w:ascii="Times New Roman" w:eastAsia="微軟正黑體" w:hAnsi="Times New Roman" w:cs="Times New Roman"/>
-          <w:sz w:val="40"/>
-          <w:lang w:eastAsia="zh-TW"/>
-        </w:rPr>
-        <w:br/>
-      </w:r>
-      <w:r>
-        <w:rPr>
-          <w:rFonts w:ascii="Times New Roman" w:eastAsia="微軟正黑體" w:hAnsi="Times New Roman" w:cs="Times New Roman"/>
-          <w:sz w:val="32"/>
-          <w:szCs w:val="32"/>
-          <w:lang w:eastAsia="zh-TW"/>
-        </w:rPr>
-        <w:t>半導體材料在人工智慧晶片中的應用</w:t>
-      </w:r>
-    </w:p>
-    <w:p>
-      <w:pPr>
-        <w:spacing w:after="400"/>
-        <w:jc w:val="center"/>
-        <w:rPr>
-          <w:rFonts w:ascii="Times New Roman" w:eastAsia="微軟正黑體" w:hAnsi="Times New Roman" w:cs="Times New Roman"/>
-          <w:sz w:val="40"/>
-          <w:lang w:eastAsia="zh-TW"/>
-        </w:rPr>
-      </w:pPr>
-      <w:r>
-        <w:rPr>
-          <w:rFonts w:ascii="Times New Roman" w:eastAsia="微軟正黑體" w:hAnsi="Times New Roman" w:cs="Times New Roman"/>
-          <w:sz w:val="32"/>
-          <w:szCs w:val="32"/>
-          <w:lang w:eastAsia="zh-TW"/>
-        </w:rPr>
-        <w:t>Applications of Semiconductor Materials in Artificial Intelligence Chips</w:t>
-      </w:r>
-      <w:r>
-        <w:rPr>
-          <w:rFonts w:ascii="Times New Roman" w:eastAsia="微軟正黑體" w:hAnsi="Times New Roman" w:cs="Times New Roman"/>
-          <w:sz w:val="32"/>
-          <w:szCs w:val="32"/>
-          <w:lang w:eastAsia="zh-TW"/>
-        </w:rPr>
-        <w:br/>
-      </w:r>
-      <w:r>
-        <w:rPr>
-          <w:rFonts w:ascii="Times New Roman" w:eastAsia="微軟正黑體" w:hAnsi="Times New Roman" w:cs="Times New Roman"/>
-          <w:sz w:val="40"/>
-          <w:lang w:eastAsia="zh-TW"/>
-        </w:rPr>
-        <w:br/>
-      </w:r>
-      <w:r>
-        <w:rPr>
-          <w:rFonts w:ascii="Times New Roman" w:eastAsia="微軟正黑體" w:hAnsi="Times New Roman" w:cs="Times New Roman"/>
-          <w:sz w:val="40"/>
-          <w:lang w:eastAsia="zh-TW"/>
-        </w:rPr>
-        <w:t>余佩玲</w:t>
-      </w:r>
-      <w:r>
-        <w:rPr>
-          <w:rFonts w:ascii="Times New Roman" w:eastAsia="微軟正黑體" w:hAnsi="Times New Roman" w:cs="Times New Roman"/>
-          <w:sz w:val="40"/>
-          <w:lang w:eastAsia="zh-TW"/>
-        </w:rPr>
-        <w:br/>
-        <w:t>Pei</w:t>
-      </w:r>
-      <w:r>
-        <w:rPr>
-          <w:rFonts w:ascii="Times New Roman" w:eastAsia="微軟正黑體" w:hAnsi="Times New Roman" w:cs="Times New Roman"/>
-          <w:sz w:val="40"/>
-          <w:lang w:eastAsia="zh-TW"/>
-        </w:rPr>
-        <w:t>-L</w:t>
-      </w:r>
-      <w:r>
-        <w:rPr>
-          <w:rFonts w:ascii="Times New Roman" w:eastAsia="微軟正黑體" w:hAnsi="Times New Roman" w:cs="Times New Roman"/>
-          <w:sz w:val="40"/>
-          <w:lang w:eastAsia="zh-TW"/>
-        </w:rPr>
-        <w:t>ing Yu</w:t>
-      </w:r>
-    </w:p>
-    <w:p>
-      <w:pPr>
-        <w:spacing w:after="400"/>
-        <w:jc w:val="center"/>
-        <w:rPr>
-          <w:rFonts w:ascii="Times New Roman" w:eastAsia="微軟正黑體" w:hAnsi="Times New Roman" w:cs="Times New Roman"/>
-          <w:sz w:val="40"/>
-          <w:lang w:eastAsia="zh-TW"/>
-        </w:rPr>
-      </w:pPr>
-      <w:r>
-        <w:rPr>
-          <w:rFonts w:ascii="Times New Roman" w:eastAsia="微軟正黑體" w:hAnsi="Times New Roman" w:cs="Times New Roman"/>
-          <w:sz w:val="40"/>
-          <w:lang w:eastAsia="zh-TW"/>
-        </w:rPr>
-        <w:t>指導教授：張鐵人</w:t>
-      </w:r>
-      <w:r>
-        <w:rPr>
-          <w:rFonts w:ascii="Times New Roman" w:eastAsia="微軟正黑體" w:hAnsi="Times New Roman" w:cs="Times New Roman"/>
-          <w:sz w:val="40"/>
-          <w:lang w:eastAsia="zh-TW"/>
-        </w:rPr>
-        <w:t xml:space="preserve"> </w:t>
-      </w:r>
-      <w:r>
-        <w:rPr>
-          <w:rFonts w:ascii="Times New Roman" w:eastAsia="微軟正黑體" w:hAnsi="Times New Roman" w:cs="Times New Roman"/>
-          <w:sz w:val="40"/>
-          <w:lang w:eastAsia="zh-TW"/>
-        </w:rPr>
-        <w:t>博士</w:t>
-      </w:r>
-      <w:r>
-        <w:rPr>
-          <w:rFonts w:ascii="Times New Roman" w:eastAsia="微軟正黑體" w:hAnsi="Times New Roman" w:cs="Times New Roman"/>
-          <w:sz w:val="40"/>
-          <w:lang w:eastAsia="zh-TW"/>
-        </w:rPr>
-        <w:br/>
-      </w:r>
-      <w:r>
-        <w:rPr>
-          <w:rFonts w:ascii="Times New Roman" w:eastAsia="微軟正黑體" w:hAnsi="Times New Roman" w:cs="Times New Roman"/>
-          <w:sz w:val="40"/>
-          <w:lang w:eastAsia="zh-TW"/>
-        </w:rPr>
-        <w:t xml:space="preserve"> Advisor: Tie-Ren Chang</w:t>
-      </w:r>
-      <w:r>
-        <w:rPr>
-          <w:rFonts w:ascii="Times New Roman" w:eastAsia="微軟正黑體" w:hAnsi="Times New Roman" w:cs="Times New Roman"/>
-          <w:sz w:val="40"/>
-          <w:lang w:eastAsia="zh-TW"/>
-        </w:rPr>
-        <w:t>,</w:t>
-      </w:r>
-      <w:r>
-        <w:rPr>
-          <w:rFonts w:ascii="Times New Roman" w:eastAsia="微軟正黑體" w:hAnsi="Times New Roman" w:cs="Times New Roman"/>
-          <w:sz w:val="40"/>
-          <w:lang w:eastAsia="zh-TW"/>
-        </w:rPr>
-        <w:t xml:space="preserve"> </w:t>
-      </w:r>
-      <w:r>
-        <w:rPr>
-          <w:rFonts w:ascii="Times New Roman" w:eastAsia="微軟正黑體" w:hAnsi="Times New Roman" w:cs="Times New Roman"/>
-          <w:sz w:val="40"/>
-          <w:lang w:eastAsia="zh-TW"/>
-        </w:rPr>
-        <w:t>Ph.D</w:t>
-      </w:r>
-      <w:r>
-        <w:rPr>
-          <w:rFonts w:ascii="Times New Roman" w:eastAsia="微軟正黑體" w:hAnsi="Times New Roman" w:cs="Times New Roman"/>
-          <w:sz w:val="40"/>
-          <w:lang w:eastAsia="zh-TW"/>
-        </w:rPr>
-        <w:t>.</w:t>
-      </w:r>
-    </w:p>
-    <w:p>
-      <w:pPr>
-        <w:spacing w:after="400"/>
-        <w:jc w:val="center"/>
-        <w:rPr>
-          <w:rFonts w:ascii="Times New Roman" w:eastAsia="微軟正黑體" w:hAnsi="Times New Roman" w:cs="Times New Roman"/>
-          <w:lang w:eastAsia="zh-TW"/>
-        </w:rPr>
-      </w:pPr>
-      <w:r>
-        <w:rPr>
-          <w:rFonts w:ascii="Times New Roman" w:eastAsia="微軟正黑體" w:hAnsi="Times New Roman" w:cs="Times New Roman"/>
-          <w:sz w:val="40"/>
-          <w:lang w:eastAsia="zh-TW"/>
-        </w:rPr>
-        <w:t>中華民國</w:t>
-      </w:r>
-      <w:r>
-        <w:rPr>
-          <w:rFonts w:ascii="Times New Roman" w:eastAsia="微軟正黑體" w:hAnsi="Times New Roman" w:cs="Times New Roman"/>
-          <w:sz w:val="40"/>
-          <w:lang w:eastAsia="zh-TW"/>
-        </w:rPr>
-        <w:t xml:space="preserve"> 115 </w:t>
-      </w:r>
-      <w:r>
-        <w:rPr>
-          <w:rFonts w:ascii="Times New Roman" w:eastAsia="微軟正黑體" w:hAnsi="Times New Roman" w:cs="Times New Roman"/>
-          <w:sz w:val="40"/>
-          <w:lang w:eastAsia="zh-TW"/>
-        </w:rPr>
-        <w:t>年</w:t>
-      </w:r>
-      <w:r>
-        <w:rPr>
-          <w:rFonts w:ascii="Times New Roman" w:eastAsia="微軟正黑體" w:hAnsi="Times New Roman" w:cs="Times New Roman"/>
-          <w:sz w:val="40"/>
-          <w:lang w:eastAsia="zh-TW"/>
-        </w:rPr>
-        <w:t xml:space="preserve"> </w:t>
-      </w:r>
-      <w:r>
-        <w:rPr>
-          <w:rFonts w:ascii="Times New Roman" w:eastAsia="微軟正黑體" w:hAnsi="Times New Roman" w:cs="Times New Roman"/>
-          <w:sz w:val="40"/>
+          <w:sz w:val="24"/>
+          <w:szCs w:val="24"/>
+          <w:lang w:eastAsia="zh-TW"/>
+        </w:rPr>
+      </w:pPr>
+      <w:r>
+        <w:rPr>
+          <w:rFonts w:ascii="標楷體" w:eastAsia="標楷體" w:hAnsi="標楷體" w:cs="Times New Roman"/>
+          <w:sz w:val="44"/>
+          <w:szCs w:val="24"/>
+          <w:lang w:eastAsia="zh-TW"/>
+        </w:rPr>
+        <w:t xml:space="preserve">中華民國 115 年 </w:t>
+      </w:r>
+      <w:r>
+        <w:rPr>
+          <w:rFonts w:ascii="標楷體" w:eastAsia="標楷體" w:hAnsi="標楷體" w:cs="Times New Roman"/>
+          <w:sz w:val="44"/>
+          <w:szCs w:val="24"/>
           <w:lang w:eastAsia="zh-TW"/>
         </w:rPr>
         <w:t>3</w:t>
       </w:r>
       <w:r>
         <w:rPr>
-          <w:rFonts w:ascii="Times New Roman" w:eastAsia="微軟正黑體" w:hAnsi="Times New Roman" w:cs="Times New Roman"/>
-          <w:sz w:val="40"/>
-          <w:lang w:eastAsia="zh-TW"/>
-        </w:rPr>
-        <w:t xml:space="preserve"> </w:t>
-      </w:r>
-      <w:r>
-        <w:rPr>
-          <w:rFonts w:ascii="Times New Roman" w:eastAsia="微軟正黑體" w:hAnsi="Times New Roman" w:cs="Times New Roman"/>
-          <w:sz w:val="40"/>
-          <w:lang w:eastAsia="zh-TW"/>
-        </w:rPr>
-        <w:t>月</w:t>
-      </w:r>
-      <w:r>
-        <w:rPr>
-          <w:rFonts w:ascii="Times New Roman" w:eastAsia="微軟正黑體" w:hAnsi="Times New Roman" w:cs="Times New Roman"/>
-          <w:sz w:val="40"/>
-          <w:lang w:eastAsia="zh-TW"/>
-        </w:rPr>
-        <w:t xml:space="preserve"> </w:t>
-      </w:r>
-      <w:r>
-        <w:rPr>
-          <w:rFonts w:ascii="Times New Roman" w:eastAsia="微軟正黑體" w:hAnsi="Times New Roman" w:cs="Times New Roman"/>
-          <w:sz w:val="40"/>
-          <w:lang w:eastAsia="zh-TW"/>
-        </w:rPr>
-        <w:br/>
-        <w:t>March</w:t>
-      </w:r>
-      <w:r>
-        <w:rPr>
-          <w:rFonts w:ascii="Times New Roman" w:eastAsia="微軟正黑體" w:hAnsi="Times New Roman" w:cs="Times New Roman"/>
-          <w:sz w:val="40"/>
-          <w:lang w:eastAsia="zh-TW"/>
-        </w:rPr>
-        <w:t xml:space="preserve"> 2026</w:t>
-      </w:r>
-      <w:r>
-        <w:rPr>
-          <w:rFonts w:ascii="Times New Roman" w:eastAsia="微軟正黑體" w:hAnsi="Times New Roman" w:cs="Times New Roman"/>
+          <w:rFonts w:ascii="標楷體" w:eastAsia="標楷體" w:hAnsi="標楷體" w:cs="Times New Roman"/>
+          <w:sz w:val="44"/>
+          <w:szCs w:val="24"/>
+          <w:lang w:eastAsia="zh-TW"/>
+        </w:rPr>
+        <w:t xml:space="preserve"> 月 </w:t>
+      </w:r>
+      <w:r>
+        <w:rPr>
+          <w:rFonts w:ascii="Times New Roman" w:eastAsia="微軟正黑體" w:hAnsi="Times New Roman" w:cs="Times New Roman"/>
+          <w:sz w:val="24"/>
+          <w:szCs w:val="24"/>
           <w:lang w:eastAsia="zh-TW"/>
         </w:rPr>
         <w:br w:type="page"/>
@@ -436,7 +511,7 @@
           <w:lang w:eastAsia="zh-TW"/>
         </w:rPr>
       </w:pPr>
-      <w:bookmarkStart w:id="0" w:name="_Toc224942131"/>
+      <w:bookmarkStart w:id="0" w:name="_Toc225101951"/>
       <w:r>
         <w:rPr>
           <w:rFonts w:ascii="Times New Roman" w:eastAsia="微軟正黑體" w:hAnsi="Times New Roman" w:cs="Times New Roman"/>
@@ -499,7 +574,7 @@
             </w:rPr>
             <w:fldChar w:fldCharType="separate"/>
           </w:r>
-          <w:hyperlink w:anchor="_Toc224942131" w:history="1">
+          <w:hyperlink w:anchor="_Toc225101951" w:history="1">
             <w:r>
               <w:rPr>
                 <w:rStyle w:val="affb"/>
@@ -528,7 +603,7 @@
                 <w:noProof/>
                 <w:webHidden/>
               </w:rPr>
-              <w:instrText xml:space="preserve"> PAGEREF _Toc224942131 \h </w:instrText>
+              <w:instrText xml:space="preserve"> PAGEREF _Toc225101951 \h </w:instrText>
             </w:r>
             <w:r>
               <w:rPr>
@@ -572,7 +647,7 @@
               <w:lang w:eastAsia="zh-TW"/>
             </w:rPr>
           </w:pPr>
-          <w:hyperlink w:anchor="_Toc224942132" w:history="1">
+          <w:hyperlink w:anchor="_Toc225101952" w:history="1">
             <w:r>
               <w:rPr>
                 <w:rStyle w:val="affb"/>
@@ -601,7 +676,7 @@
                 <w:noProof/>
                 <w:webHidden/>
               </w:rPr>
-              <w:instrText xml:space="preserve"> PAGEREF _Toc224942132 \h </w:instrText>
+              <w:instrText xml:space="preserve"> PAGEREF _Toc225101952 \h </w:instrText>
             </w:r>
             <w:r>
               <w:rPr>
@@ -645,7 +720,7 @@
               <w:lang w:eastAsia="zh-TW"/>
             </w:rPr>
           </w:pPr>
-          <w:hyperlink w:anchor="_Toc224942133" w:history="1">
+          <w:hyperlink w:anchor="_Toc225101953" w:history="1">
             <w:r>
               <w:rPr>
                 <w:rStyle w:val="affb"/>
@@ -674,7 +749,7 @@
                 <w:noProof/>
                 <w:webHidden/>
               </w:rPr>
-              <w:instrText xml:space="preserve"> PAGEREF _Toc224942133 \h </w:instrText>
+              <w:instrText xml:space="preserve"> PAGEREF _Toc225101953 \h </w:instrText>
             </w:r>
             <w:r>
               <w:rPr>
@@ -718,7 +793,7 @@
               <w:lang w:eastAsia="zh-TW"/>
             </w:rPr>
           </w:pPr>
-          <w:hyperlink w:anchor="_Toc224942134" w:history="1">
+          <w:hyperlink w:anchor="_Toc225101954" w:history="1">
             <w:r>
               <w:rPr>
                 <w:rStyle w:val="affb"/>
@@ -747,7 +822,7 @@
                 <w:noProof/>
                 <w:webHidden/>
               </w:rPr>
-              <w:instrText xml:space="preserve"> PAGEREF _Toc224942134 \h </w:instrText>
+              <w:instrText xml:space="preserve"> PAGEREF _Toc225101954 \h </w:instrText>
             </w:r>
             <w:r>
               <w:rPr>
@@ -791,7 +866,7 @@
               <w:lang w:eastAsia="zh-TW"/>
             </w:rPr>
           </w:pPr>
-          <w:hyperlink w:anchor="_Toc224942135" w:history="1">
+          <w:hyperlink w:anchor="_Toc225101955" w:history="1">
             <w:r>
               <w:rPr>
                 <w:rStyle w:val="affb"/>
@@ -820,7 +895,7 @@
                 <w:noProof/>
                 <w:webHidden/>
               </w:rPr>
-              <w:instrText xml:space="preserve"> PAGEREF _Toc224942135 \h </w:instrText>
+              <w:instrText xml:space="preserve"> PAGEREF _Toc225101955 \h </w:instrText>
             </w:r>
             <w:r>
               <w:rPr>
@@ -865,7 +940,7 @@
               <w:lang w:eastAsia="zh-TW"/>
             </w:rPr>
           </w:pPr>
-          <w:hyperlink w:anchor="_Toc224942136" w:history="1">
+          <w:hyperlink w:anchor="_Toc225101956" w:history="1">
             <w:r>
               <w:rPr>
                 <w:rStyle w:val="affb"/>
@@ -912,7 +987,7 @@
                 <w:noProof/>
                 <w:webHidden/>
               </w:rPr>
-              <w:instrText xml:space="preserve"> PAGEREF _Toc224942136 \h </w:instrText>
+              <w:instrText xml:space="preserve"> PAGEREF _Toc225101956 \h </w:instrText>
             </w:r>
             <w:r>
               <w:rPr>
@@ -957,7 +1032,7 @@
               <w:lang w:eastAsia="zh-TW"/>
             </w:rPr>
           </w:pPr>
-          <w:hyperlink w:anchor="_Toc224942137" w:history="1">
+          <w:hyperlink w:anchor="_Toc225101957" w:history="1">
             <w:r>
               <w:rPr>
                 <w:rStyle w:val="affb"/>
@@ -1004,7 +1079,7 @@
                 <w:noProof/>
                 <w:webHidden/>
               </w:rPr>
-              <w:instrText xml:space="preserve"> PAGEREF _Toc224942137 \h </w:instrText>
+              <w:instrText xml:space="preserve"> PAGEREF _Toc225101957 \h </w:instrText>
             </w:r>
             <w:r>
               <w:rPr>
@@ -1050,7 +1125,7 @@
               <w:lang w:eastAsia="zh-TW"/>
             </w:rPr>
           </w:pPr>
-          <w:hyperlink w:anchor="_Toc224942138" w:history="1">
+          <w:hyperlink w:anchor="_Toc225101958" w:history="1">
             <w:r>
               <w:rPr>
                 <w:rStyle w:val="affb"/>
@@ -1115,7 +1190,7 @@
                 <w:noProof/>
                 <w:webHidden/>
               </w:rPr>
-              <w:instrText xml:space="preserve"> PAGEREF _Toc224942138 \h </w:instrText>
+              <w:instrText xml:space="preserve"> PAGEREF _Toc225101958 \h </w:instrText>
             </w:r>
             <w:r>
               <w:rPr>
@@ -1161,7 +1236,7 @@
               <w:lang w:eastAsia="zh-TW"/>
             </w:rPr>
           </w:pPr>
-          <w:hyperlink w:anchor="_Toc224942139" w:history="1">
+          <w:hyperlink w:anchor="_Toc225101959" w:history="1">
             <w:r>
               <w:rPr>
                 <w:rStyle w:val="affb"/>
@@ -1226,7 +1301,7 @@
                 <w:noProof/>
                 <w:webHidden/>
               </w:rPr>
-              <w:instrText xml:space="preserve"> PAGEREF _Toc224942139 \h </w:instrText>
+              <w:instrText xml:space="preserve"> PAGEREF _Toc225101959 \h </w:instrText>
             </w:r>
             <w:r>
               <w:rPr>
@@ -1271,7 +1346,7 @@
               <w:lang w:eastAsia="zh-TW"/>
             </w:rPr>
           </w:pPr>
-          <w:hyperlink w:anchor="_Toc224942140" w:history="1">
+          <w:hyperlink w:anchor="_Toc225101960" w:history="1">
             <w:r>
               <w:rPr>
                 <w:rStyle w:val="affb"/>
@@ -1318,7 +1393,7 @@
                 <w:noProof/>
                 <w:webHidden/>
               </w:rPr>
-              <w:instrText xml:space="preserve"> PAGEREF _Toc224942140 \h </w:instrText>
+              <w:instrText xml:space="preserve"> PAGEREF _Toc225101960 \h </w:instrText>
             </w:r>
             <w:r>
               <w:rPr>
@@ -1363,7 +1438,7 @@
               <w:lang w:eastAsia="zh-TW"/>
             </w:rPr>
           </w:pPr>
-          <w:hyperlink w:anchor="_Toc224942141" w:history="1">
+          <w:hyperlink w:anchor="_Toc225101961" w:history="1">
             <w:r>
               <w:rPr>
                 <w:rStyle w:val="affb"/>
@@ -1410,7 +1485,7 @@
                 <w:noProof/>
                 <w:webHidden/>
               </w:rPr>
-              <w:instrText xml:space="preserve"> PAGEREF _Toc224942141 \h </w:instrText>
+              <w:instrText xml:space="preserve"> PAGEREF _Toc225101961 \h </w:instrText>
             </w:r>
             <w:r>
               <w:rPr>
@@ -1454,7 +1529,7 @@
               <w:lang w:eastAsia="zh-TW"/>
             </w:rPr>
           </w:pPr>
-          <w:hyperlink w:anchor="_Toc224942142" w:history="1">
+          <w:hyperlink w:anchor="_Toc225101962" w:history="1">
             <w:r>
               <w:rPr>
                 <w:rStyle w:val="affb"/>
@@ -1483,7 +1558,7 @@
                 <w:noProof/>
                 <w:webHidden/>
               </w:rPr>
-              <w:instrText xml:space="preserve"> PAGEREF _Toc224942142 \h </w:instrText>
+              <w:instrText xml:space="preserve"> PAGEREF _Toc225101962 \h </w:instrText>
             </w:r>
             <w:r>
               <w:rPr>
@@ -1528,7 +1603,7 @@
               <w:lang w:eastAsia="zh-TW"/>
             </w:rPr>
           </w:pPr>
-          <w:hyperlink w:anchor="_Toc224942143" w:history="1">
+          <w:hyperlink w:anchor="_Toc225101963" w:history="1">
             <w:r>
               <w:rPr>
                 <w:rStyle w:val="affb"/>
@@ -1575,7 +1650,7 @@
                 <w:noProof/>
                 <w:webHidden/>
               </w:rPr>
-              <w:instrText xml:space="preserve"> PAGEREF _Toc224942143 \h </w:instrText>
+              <w:instrText xml:space="preserve"> PAGEREF _Toc225101963 \h </w:instrText>
             </w:r>
             <w:r>
               <w:rPr>
@@ -1620,7 +1695,7 @@
               <w:lang w:eastAsia="zh-TW"/>
             </w:rPr>
           </w:pPr>
-          <w:hyperlink w:anchor="_Toc224942144" w:history="1">
+          <w:hyperlink w:anchor="_Toc225101964" w:history="1">
             <w:r>
               <w:rPr>
                 <w:rStyle w:val="affb"/>
@@ -1685,7 +1760,7 @@
                 <w:noProof/>
                 <w:webHidden/>
               </w:rPr>
-              <w:instrText xml:space="preserve"> PAGEREF _Toc224942144 \h </w:instrText>
+              <w:instrText xml:space="preserve"> PAGEREF _Toc225101964 \h </w:instrText>
             </w:r>
             <w:r>
               <w:rPr>
@@ -1730,7 +1805,7 @@
               <w:lang w:eastAsia="zh-TW"/>
             </w:rPr>
           </w:pPr>
-          <w:hyperlink w:anchor="_Toc224942145" w:history="1">
+          <w:hyperlink w:anchor="_Toc225101965" w:history="1">
             <w:r>
               <w:rPr>
                 <w:rStyle w:val="affb"/>
@@ -1777,7 +1852,7 @@
                 <w:noProof/>
                 <w:webHidden/>
               </w:rPr>
-              <w:instrText xml:space="preserve"> PAGEREF _Toc224942145 \h </w:instrText>
+              <w:instrText xml:space="preserve"> PAGEREF _Toc225101965 \h </w:instrText>
             </w:r>
             <w:r>
               <w:rPr>
@@ -1822,7 +1897,7 @@
               <w:lang w:eastAsia="zh-TW"/>
             </w:rPr>
           </w:pPr>
-          <w:hyperlink w:anchor="_Toc224942146" w:history="1">
+          <w:hyperlink w:anchor="_Toc225101966" w:history="1">
             <w:r>
               <w:rPr>
                 <w:rStyle w:val="affb"/>
@@ -1874,7 +1949,7 @@
                 <w:noProof/>
                 <w:webHidden/>
               </w:rPr>
-              <w:instrText xml:space="preserve"> PAGEREF _Toc224942146 \h </w:instrText>
+              <w:instrText xml:space="preserve"> PAGEREF _Toc225101966 \h </w:instrText>
             </w:r>
             <w:r>
               <w:rPr>
@@ -1918,7 +1993,7 @@
               <w:lang w:eastAsia="zh-TW"/>
             </w:rPr>
           </w:pPr>
-          <w:hyperlink w:anchor="_Toc224942147" w:history="1">
+          <w:hyperlink w:anchor="_Toc225101967" w:history="1">
             <w:r>
               <w:rPr>
                 <w:rStyle w:val="affb"/>
@@ -1946,98 +2021,7 @@
                 <w:noProof/>
                 <w:webHidden/>
               </w:rPr>
-              <w:instrText xml:space="preserve"> PAGEREF _Toc224942147 \h </w:instrText>
-            </w:r>
-            <w:r>
-              <w:rPr>
-                <w:noProof/>
-                <w:webHidden/>
-              </w:rPr>
-            </w:r>
-            <w:r>
-              <w:rPr>
-                <w:noProof/>
-                <w:webHidden/>
-              </w:rPr>
-              <w:fldChar w:fldCharType="separate"/>
-            </w:r>
-            <w:r>
-              <w:rPr>
-                <w:noProof/>
-                <w:webHidden/>
-              </w:rPr>
-              <w:t>13</w:t>
-            </w:r>
-            <w:r>
-              <w:rPr>
-                <w:noProof/>
-                <w:webHidden/>
-              </w:rPr>
-              <w:fldChar w:fldCharType="end"/>
-            </w:r>
-          </w:hyperlink>
-        </w:p>
-        <w:p>
-          <w:pPr>
-            <w:pStyle w:val="14"/>
-            <w:tabs>
-              <w:tab w:val="right" w:leader="dot" w:pos="9017"/>
-            </w:tabs>
-            <w:rPr>
-              <w:noProof/>
-              <w:kern w:val="2"/>
-              <w:sz w:val="24"/>
-              <w:lang w:eastAsia="zh-TW"/>
-            </w:rPr>
-          </w:pPr>
-          <w:hyperlink w:anchor="_Toc224942148" w:history="1">
-            <w:r>
-              <w:rPr>
-                <w:rStyle w:val="affb"/>
-                <w:rFonts w:ascii="Times New Roman" w:eastAsia="微軟正黑體" w:hAnsi="Times New Roman" w:cs="Times New Roman" w:hint="eastAsia"/>
-                <w:noProof/>
-                <w:lang w:eastAsia="zh-TW"/>
-              </w:rPr>
-              <w:t>圖</w:t>
-            </w:r>
-            <w:r>
-              <w:rPr>
-                <w:rStyle w:val="affb"/>
-                <w:rFonts w:ascii="Times New Roman" w:eastAsia="微軟正黑體" w:hAnsi="Times New Roman" w:cs="Times New Roman"/>
-                <w:noProof/>
-                <w:lang w:eastAsia="zh-TW"/>
-              </w:rPr>
-              <w:t>4</w:t>
-            </w:r>
-            <w:r>
-              <w:rPr>
-                <w:rStyle w:val="affb"/>
-                <w:rFonts w:ascii="Times New Roman" w:eastAsia="微軟正黑體" w:hAnsi="Times New Roman" w:cs="Times New Roman" w:hint="eastAsia"/>
-                <w:noProof/>
-                <w:lang w:eastAsia="zh-TW"/>
-              </w:rPr>
-              <w:t>不同材料效能比較示意圖</w:t>
-            </w:r>
-            <w:r>
-              <w:rPr>
-                <w:noProof/>
-                <w:webHidden/>
-              </w:rPr>
-              <w:tab/>
-            </w:r>
-            <w:r>
-              <w:rPr>
-                <w:noProof/>
-                <w:webHidden/>
-              </w:rPr>
-              <w:fldChar w:fldCharType="begin"/>
-            </w:r>
-            <w:r>
-              <w:rPr>
-                <w:noProof/>
-                <w:webHidden/>
-              </w:rPr>
-              <w:instrText xml:space="preserve"> PAGEREF _Toc224942148 \h </w:instrText>
+              <w:instrText xml:space="preserve"> PAGEREF _Toc225101967 \h </w:instrText>
             </w:r>
             <w:r>
               <w:rPr>
@@ -2082,7 +2066,7 @@
               <w:lang w:eastAsia="zh-TW"/>
             </w:rPr>
           </w:pPr>
-          <w:hyperlink w:anchor="_Toc224942149" w:history="1">
+          <w:hyperlink w:anchor="_Toc225101968" w:history="1">
             <w:r>
               <w:rPr>
                 <w:rStyle w:val="affb"/>
@@ -2128,7 +2112,7 @@
                 <w:noProof/>
                 <w:webHidden/>
               </w:rPr>
-              <w:instrText xml:space="preserve"> PAGEREF _Toc224942149 \h </w:instrText>
+              <w:instrText xml:space="preserve"> PAGEREF _Toc225101968 \h </w:instrText>
             </w:r>
             <w:r>
               <w:rPr>
@@ -2173,7 +2157,7 @@
               <w:lang w:eastAsia="zh-TW"/>
             </w:rPr>
           </w:pPr>
-          <w:hyperlink w:anchor="_Toc224942150" w:history="1">
+          <w:hyperlink w:anchor="_Toc225101969" w:history="1">
             <w:r>
               <w:rPr>
                 <w:rStyle w:val="affb"/>
@@ -2236,7 +2220,7 @@
                 <w:noProof/>
                 <w:webHidden/>
               </w:rPr>
-              <w:instrText xml:space="preserve"> PAGEREF _Toc224942150 \h </w:instrText>
+              <w:instrText xml:space="preserve"> PAGEREF _Toc225101969 \h </w:instrText>
             </w:r>
             <w:r>
               <w:rPr>
@@ -2281,7 +2265,7 @@
               <w:lang w:eastAsia="zh-TW"/>
             </w:rPr>
           </w:pPr>
-          <w:hyperlink w:anchor="_Toc224942151" w:history="1">
+          <w:hyperlink w:anchor="_Toc225101970" w:history="1">
             <w:r>
               <w:rPr>
                 <w:rStyle w:val="affb"/>
@@ -2344,7 +2328,7 @@
                 <w:noProof/>
                 <w:webHidden/>
               </w:rPr>
-              <w:instrText xml:space="preserve"> PAGEREF _Toc224942151 \h </w:instrText>
+              <w:instrText xml:space="preserve"> PAGEREF _Toc225101970 \h </w:instrText>
             </w:r>
             <w:r>
               <w:rPr>
@@ -2388,7 +2372,7 @@
               <w:lang w:eastAsia="zh-TW"/>
             </w:rPr>
           </w:pPr>
-          <w:hyperlink w:anchor="_Toc224942152" w:history="1">
+          <w:hyperlink w:anchor="_Toc225101971" w:history="1">
             <w:r>
               <w:rPr>
                 <w:rStyle w:val="affb"/>
@@ -2417,7 +2401,7 @@
                 <w:noProof/>
                 <w:webHidden/>
               </w:rPr>
-              <w:instrText xml:space="preserve"> PAGEREF _Toc224942152 \h </w:instrText>
+              <w:instrText xml:space="preserve"> PAGEREF _Toc225101971 \h </w:instrText>
             </w:r>
             <w:r>
               <w:rPr>
@@ -2462,7 +2446,7 @@
               <w:lang w:eastAsia="zh-TW"/>
             </w:rPr>
           </w:pPr>
-          <w:hyperlink w:anchor="_Toc224942153" w:history="1">
+          <w:hyperlink w:anchor="_Toc225101972" w:history="1">
             <w:r>
               <w:rPr>
                 <w:rStyle w:val="affb"/>
@@ -2508,7 +2492,7 @@
                 <w:noProof/>
                 <w:webHidden/>
               </w:rPr>
-              <w:instrText xml:space="preserve"> PAGEREF _Toc224942153 \h </w:instrText>
+              <w:instrText xml:space="preserve"> PAGEREF _Toc225101972 \h </w:instrText>
             </w:r>
             <w:r>
               <w:rPr>
@@ -2553,7 +2537,7 @@
               <w:lang w:eastAsia="zh-TW"/>
             </w:rPr>
           </w:pPr>
-          <w:hyperlink w:anchor="_Toc224942154" w:history="1">
+          <w:hyperlink w:anchor="_Toc225101973" w:history="1">
             <w:r>
               <w:rPr>
                 <w:rStyle w:val="affb"/>
@@ -2599,7 +2583,7 @@
                 <w:noProof/>
                 <w:webHidden/>
               </w:rPr>
-              <w:instrText xml:space="preserve"> PAGEREF _Toc224942154 \h </w:instrText>
+              <w:instrText xml:space="preserve"> PAGEREF _Toc225101973 \h </w:instrText>
             </w:r>
             <w:r>
               <w:rPr>
@@ -2644,7 +2628,7 @@
               <w:lang w:eastAsia="zh-TW"/>
             </w:rPr>
           </w:pPr>
-          <w:hyperlink w:anchor="_Toc224942155" w:history="1">
+          <w:hyperlink w:anchor="_Toc225101974" w:history="1">
             <w:r>
               <w:rPr>
                 <w:rStyle w:val="affb"/>
@@ -2690,7 +2674,7 @@
                 <w:noProof/>
                 <w:webHidden/>
               </w:rPr>
-              <w:instrText xml:space="preserve"> PAGEREF _Toc224942155 \h </w:instrText>
+              <w:instrText xml:space="preserve"> PAGEREF _Toc225101974 \h </w:instrText>
             </w:r>
             <w:r>
               <w:rPr>
@@ -2734,7 +2718,7 @@
               <w:lang w:eastAsia="zh-TW"/>
             </w:rPr>
           </w:pPr>
-          <w:hyperlink w:anchor="_Toc224942156" w:history="1">
+          <w:hyperlink w:anchor="_Toc225101975" w:history="1">
             <w:r>
               <w:rPr>
                 <w:rStyle w:val="affb"/>
@@ -2762,7 +2746,7 @@
                 <w:noProof/>
                 <w:webHidden/>
               </w:rPr>
-              <w:instrText xml:space="preserve"> PAGEREF _Toc224942156 \h </w:instrText>
+              <w:instrText xml:space="preserve"> PAGEREF _Toc225101975 \h </w:instrText>
             </w:r>
             <w:r>
               <w:rPr>
@@ -2840,7 +2824,7 @@
           <w:lang w:eastAsia="zh-TW"/>
         </w:rPr>
       </w:pPr>
-      <w:bookmarkStart w:id="1" w:name="_Toc224942132"/>
+      <w:bookmarkStart w:id="1" w:name="_Toc225101952"/>
       <w:r>
         <w:rPr>
           <w:rFonts w:ascii="Times New Roman" w:eastAsia="微軟正黑體" w:hAnsi="Times New Roman" w:cs="Times New Roman"/>
@@ -2872,7 +2856,6 @@
         </w:tabs>
         <w:ind w:left="1320" w:hanging="440"/>
         <w:rPr>
-          <w:rFonts w:ascii="Times New Roman" w:eastAsia="微軟正黑體" w:hAnsi="Times New Roman" w:cs="Times New Roman"/>
           <w:noProof/>
           <w:kern w:val="2"/>
           <w:sz w:val="24"/>
@@ -2881,44 +2864,44 @@
       </w:pPr>
       <w:r>
         <w:rPr>
-          <w:rFonts w:ascii="Times New Roman" w:eastAsia="微軟正黑體" w:hAnsi="Times New Roman" w:cs="Times New Roman"/>
+          <w:rFonts w:eastAsia="新細明體"/>
           <w:lang w:eastAsia="zh-TW"/>
         </w:rPr>
         <w:fldChar w:fldCharType="begin"/>
       </w:r>
       <w:r>
         <w:rPr>
-          <w:rFonts w:ascii="Times New Roman" w:eastAsia="微軟正黑體" w:hAnsi="Times New Roman" w:cs="Times New Roman"/>
+          <w:rFonts w:eastAsia="新細明體"/>
           <w:lang w:eastAsia="zh-TW"/>
         </w:rPr>
         <w:instrText xml:space="preserve"> TOC \h \z \c "</w:instrText>
       </w:r>
       <w:r>
         <w:rPr>
-          <w:rFonts w:ascii="Times New Roman" w:eastAsia="微軟正黑體" w:hAnsi="Times New Roman" w:cs="Times New Roman"/>
+          <w:rFonts w:eastAsia="新細明體"/>
           <w:lang w:eastAsia="zh-TW"/>
         </w:rPr>
         <w:instrText>圖</w:instrText>
       </w:r>
       <w:r>
         <w:rPr>
-          <w:rFonts w:ascii="Times New Roman" w:eastAsia="微軟正黑體" w:hAnsi="Times New Roman" w:cs="Times New Roman"/>
+          <w:rFonts w:eastAsia="新細明體"/>
           <w:lang w:eastAsia="zh-TW"/>
         </w:rPr>
         <w:instrText xml:space="preserve">" </w:instrText>
       </w:r>
       <w:r>
         <w:rPr>
-          <w:rFonts w:ascii="Times New Roman" w:eastAsia="微軟正黑體" w:hAnsi="Times New Roman" w:cs="Times New Roman"/>
+          <w:rFonts w:eastAsia="新細明體"/>
           <w:lang w:eastAsia="zh-TW"/>
         </w:rPr>
         <w:fldChar w:fldCharType="separate"/>
       </w:r>
-      <w:hyperlink w:anchor="_Toc223719963" w:history="1">
+      <w:hyperlink w:anchor="_Toc225102089" w:history="1">
         <w:r>
           <w:rPr>
             <w:rStyle w:val="affb"/>
-            <w:rFonts w:ascii="Times New Roman" w:eastAsia="微軟正黑體" w:hAnsi="Times New Roman" w:cs="Times New Roman"/>
+            <w:rFonts w:ascii="Times New Roman" w:eastAsia="微軟正黑體" w:hAnsi="Times New Roman" w:cs="Times New Roman" w:hint="eastAsia"/>
             <w:noProof/>
             <w:lang w:eastAsia="zh-TW"/>
           </w:rPr>
@@ -2936,7 +2919,7 @@
         <w:r>
           <w:rPr>
             <w:rStyle w:val="affb"/>
-            <w:rFonts w:ascii="Times New Roman" w:eastAsia="微軟正黑體" w:hAnsi="Times New Roman" w:cs="Times New Roman"/>
+            <w:rFonts w:ascii="Times New Roman" w:eastAsia="微軟正黑體" w:hAnsi="Times New Roman" w:cs="Times New Roman" w:hint="eastAsia"/>
             <w:noProof/>
             <w:lang w:eastAsia="zh-TW"/>
           </w:rPr>
@@ -2944,7 +2927,6 @@
         </w:r>
         <w:r>
           <w:rPr>
-            <w:rFonts w:ascii="Times New Roman" w:eastAsia="微軟正黑體" w:hAnsi="Times New Roman" w:cs="Times New Roman"/>
             <w:noProof/>
             <w:webHidden/>
           </w:rPr>
@@ -2952,7 +2934,6 @@
         </w:r>
         <w:r>
           <w:rPr>
-            <w:rFonts w:ascii="Times New Roman" w:eastAsia="微軟正黑體" w:hAnsi="Times New Roman" w:cs="Times New Roman"/>
             <w:noProof/>
             <w:webHidden/>
           </w:rPr>
@@ -2960,22 +2941,19 @@
         </w:r>
         <w:r>
           <w:rPr>
-            <w:rFonts w:ascii="Times New Roman" w:eastAsia="微軟正黑體" w:hAnsi="Times New Roman" w:cs="Times New Roman"/>
             <w:noProof/>
             <w:webHidden/>
           </w:rPr>
-          <w:instrText xml:space="preserve"> PAGEREF _Toc223719963 \h </w:instrText>
+          <w:instrText xml:space="preserve"> PAGEREF _Toc225102089 \h </w:instrText>
         </w:r>
         <w:r>
           <w:rPr>
-            <w:rFonts w:ascii="Times New Roman" w:eastAsia="微軟正黑體" w:hAnsi="Times New Roman" w:cs="Times New Roman"/>
             <w:noProof/>
             <w:webHidden/>
           </w:rPr>
         </w:r>
         <w:r>
           <w:rPr>
-            <w:rFonts w:ascii="Times New Roman" w:eastAsia="微軟正黑體" w:hAnsi="Times New Roman" w:cs="Times New Roman"/>
             <w:noProof/>
             <w:webHidden/>
           </w:rPr>
@@ -2983,15 +2961,13 @@
         </w:r>
         <w:r>
           <w:rPr>
-            <w:rFonts w:ascii="Times New Roman" w:eastAsia="微軟正黑體" w:hAnsi="Times New Roman" w:cs="Times New Roman"/>
             <w:noProof/>
             <w:webHidden/>
           </w:rPr>
-          <w:t>6</w:t>
+          <w:t>9</w:t>
         </w:r>
         <w:r>
           <w:rPr>
-            <w:rFonts w:ascii="Times New Roman" w:eastAsia="微軟正黑體" w:hAnsi="Times New Roman" w:cs="Times New Roman"/>
             <w:noProof/>
             <w:webHidden/>
           </w:rPr>
@@ -3007,18 +2983,17 @@
         </w:tabs>
         <w:ind w:left="1320" w:hanging="440"/>
         <w:rPr>
-          <w:rFonts w:ascii="Times New Roman" w:eastAsia="微軟正黑體" w:hAnsi="Times New Roman" w:cs="Times New Roman"/>
           <w:noProof/>
           <w:kern w:val="2"/>
           <w:sz w:val="24"/>
           <w:lang w:eastAsia="zh-TW"/>
         </w:rPr>
       </w:pPr>
-      <w:hyperlink w:anchor="_Toc223719964" w:history="1">
+      <w:hyperlink w:anchor="_Toc225102090" w:history="1">
         <w:r>
           <w:rPr>
             <w:rStyle w:val="affb"/>
-            <w:rFonts w:ascii="Times New Roman" w:eastAsia="微軟正黑體" w:hAnsi="Times New Roman" w:cs="Times New Roman"/>
+            <w:rFonts w:hint="eastAsia"/>
             <w:noProof/>
             <w:lang w:eastAsia="zh-TW"/>
           </w:rPr>
@@ -3027,16 +3002,15 @@
         <w:r>
           <w:rPr>
             <w:rStyle w:val="affb"/>
-            <w:rFonts w:ascii="Times New Roman" w:eastAsia="微軟正黑體" w:hAnsi="Times New Roman" w:cs="Times New Roman"/>
             <w:noProof/>
             <w:lang w:eastAsia="zh-TW"/>
           </w:rPr>
-          <w:t xml:space="preserve"> 2</w:t>
+          <w:t xml:space="preserve"> 2 </w:t>
         </w:r>
         <w:r>
           <w:rPr>
             <w:rStyle w:val="affb"/>
-            <w:rFonts w:ascii="Times New Roman" w:eastAsia="微軟正黑體" w:hAnsi="Times New Roman" w:cs="Times New Roman"/>
+            <w:rFonts w:hint="eastAsia"/>
             <w:noProof/>
             <w:lang w:eastAsia="zh-TW"/>
           </w:rPr>
@@ -3044,7 +3018,6 @@
         </w:r>
         <w:r>
           <w:rPr>
-            <w:rFonts w:ascii="Times New Roman" w:eastAsia="微軟正黑體" w:hAnsi="Times New Roman" w:cs="Times New Roman"/>
             <w:noProof/>
             <w:webHidden/>
           </w:rPr>
@@ -3052,7 +3025,6 @@
         </w:r>
         <w:r>
           <w:rPr>
-            <w:rFonts w:ascii="Times New Roman" w:eastAsia="微軟正黑體" w:hAnsi="Times New Roman" w:cs="Times New Roman"/>
             <w:noProof/>
             <w:webHidden/>
           </w:rPr>
@@ -3060,22 +3032,19 @@
         </w:r>
         <w:r>
           <w:rPr>
-            <w:rFonts w:ascii="Times New Roman" w:eastAsia="微軟正黑體" w:hAnsi="Times New Roman" w:cs="Times New Roman"/>
             <w:noProof/>
             <w:webHidden/>
           </w:rPr>
-          <w:instrText xml:space="preserve"> PAGEREF _Toc223719964 \h </w:instrText>
+          <w:instrText xml:space="preserve"> PAGEREF _Toc225102090 \h </w:instrText>
         </w:r>
         <w:r>
           <w:rPr>
-            <w:rFonts w:ascii="Times New Roman" w:eastAsia="微軟正黑體" w:hAnsi="Times New Roman" w:cs="Times New Roman"/>
             <w:noProof/>
             <w:webHidden/>
           </w:rPr>
         </w:r>
         <w:r>
           <w:rPr>
-            <w:rFonts w:ascii="Times New Roman" w:eastAsia="微軟正黑體" w:hAnsi="Times New Roman" w:cs="Times New Roman"/>
             <w:noProof/>
             <w:webHidden/>
           </w:rPr>
@@ -3083,15 +3052,13 @@
         </w:r>
         <w:r>
           <w:rPr>
-            <w:rFonts w:ascii="Times New Roman" w:eastAsia="微軟正黑體" w:hAnsi="Times New Roman" w:cs="Times New Roman"/>
             <w:noProof/>
             <w:webHidden/>
           </w:rPr>
-          <w:t>6</w:t>
+          <w:t>10</w:t>
         </w:r>
         <w:r>
           <w:rPr>
-            <w:rFonts w:ascii="Times New Roman" w:eastAsia="微軟正黑體" w:hAnsi="Times New Roman" w:cs="Times New Roman"/>
             <w:noProof/>
             <w:webHidden/>
           </w:rPr>
@@ -3107,18 +3074,17 @@
         </w:tabs>
         <w:ind w:left="1320" w:hanging="440"/>
         <w:rPr>
-          <w:rFonts w:ascii="Times New Roman" w:eastAsia="微軟正黑體" w:hAnsi="Times New Roman" w:cs="Times New Roman"/>
           <w:noProof/>
           <w:kern w:val="2"/>
           <w:sz w:val="24"/>
           <w:lang w:eastAsia="zh-TW"/>
         </w:rPr>
       </w:pPr>
-      <w:hyperlink w:anchor="_Toc223719965" w:history="1">
+      <w:hyperlink w:anchor="_Toc225102091" w:history="1">
         <w:r>
           <w:rPr>
             <w:rStyle w:val="affb"/>
-            <w:rFonts w:ascii="Times New Roman" w:eastAsia="微軟正黑體" w:hAnsi="Times New Roman" w:cs="Times New Roman"/>
+            <w:rFonts w:hint="eastAsia"/>
             <w:noProof/>
             <w:lang w:eastAsia="zh-TW"/>
           </w:rPr>
@@ -3127,16 +3093,15 @@
         <w:r>
           <w:rPr>
             <w:rStyle w:val="affb"/>
-            <w:rFonts w:ascii="Times New Roman" w:eastAsia="微軟正黑體" w:hAnsi="Times New Roman" w:cs="Times New Roman"/>
             <w:noProof/>
             <w:lang w:eastAsia="zh-TW"/>
           </w:rPr>
-          <w:t xml:space="preserve"> 3</w:t>
+          <w:t xml:space="preserve"> 3 </w:t>
         </w:r>
         <w:r>
           <w:rPr>
             <w:rStyle w:val="affb"/>
-            <w:rFonts w:ascii="Times New Roman" w:eastAsia="微軟正黑體" w:hAnsi="Times New Roman" w:cs="Times New Roman"/>
+            <w:rFonts w:hint="eastAsia"/>
             <w:noProof/>
             <w:lang w:eastAsia="zh-TW"/>
           </w:rPr>
@@ -3144,7 +3109,6 @@
         </w:r>
         <w:r>
           <w:rPr>
-            <w:rFonts w:ascii="Times New Roman" w:eastAsia="微軟正黑體" w:hAnsi="Times New Roman" w:cs="Times New Roman"/>
             <w:noProof/>
             <w:webHidden/>
           </w:rPr>
@@ -3152,7 +3116,6 @@
         </w:r>
         <w:r>
           <w:rPr>
-            <w:rFonts w:ascii="Times New Roman" w:eastAsia="微軟正黑體" w:hAnsi="Times New Roman" w:cs="Times New Roman"/>
             <w:noProof/>
             <w:webHidden/>
           </w:rPr>
@@ -3160,22 +3123,19 @@
         </w:r>
         <w:r>
           <w:rPr>
-            <w:rFonts w:ascii="Times New Roman" w:eastAsia="微軟正黑體" w:hAnsi="Times New Roman" w:cs="Times New Roman"/>
             <w:noProof/>
             <w:webHidden/>
           </w:rPr>
-          <w:instrText xml:space="preserve"> PAGEREF _Toc223719965 \h </w:instrText>
+          <w:instrText xml:space="preserve"> PAGEREF _Toc225102091 \h </w:instrText>
         </w:r>
         <w:r>
           <w:rPr>
-            <w:rFonts w:ascii="Times New Roman" w:eastAsia="微軟正黑體" w:hAnsi="Times New Roman" w:cs="Times New Roman"/>
             <w:noProof/>
             <w:webHidden/>
           </w:rPr>
         </w:r>
         <w:r>
           <w:rPr>
-            <w:rFonts w:ascii="Times New Roman" w:eastAsia="微軟正黑體" w:hAnsi="Times New Roman" w:cs="Times New Roman"/>
             <w:noProof/>
             <w:webHidden/>
           </w:rPr>
@@ -3183,15 +3143,13 @@
         </w:r>
         <w:r>
           <w:rPr>
-            <w:rFonts w:ascii="Times New Roman" w:eastAsia="微軟正黑體" w:hAnsi="Times New Roman" w:cs="Times New Roman"/>
             <w:noProof/>
             <w:webHidden/>
           </w:rPr>
-          <w:t>7</w:t>
+          <w:t>10</w:t>
         </w:r>
         <w:r>
           <w:rPr>
-            <w:rFonts w:ascii="Times New Roman" w:eastAsia="微軟正黑體" w:hAnsi="Times New Roman" w:cs="Times New Roman"/>
             <w:noProof/>
             <w:webHidden/>
           </w:rPr>
@@ -3201,109 +3159,159 @@
     </w:p>
     <w:p>
       <w:pPr>
-        <w:rPr>
-          <w:rFonts w:ascii="Times New Roman" w:eastAsia="微軟正黑體" w:hAnsi="Times New Roman" w:cs="Times New Roman"/>
-          <w:lang w:eastAsia="zh-TW"/>
-        </w:rPr>
-      </w:pPr>
-      <w:r>
-        <w:rPr>
-          <w:rFonts w:ascii="Times New Roman" w:eastAsia="微軟正黑體" w:hAnsi="Times New Roman" w:cs="Times New Roman"/>
-          <w:lang w:eastAsia="zh-TW"/>
-        </w:rPr>
-        <w:fldChar w:fldCharType="end"/>
-      </w:r>
+        <w:pStyle w:val="afff1"/>
+        <w:tabs>
+          <w:tab w:val="right" w:leader="dot" w:pos="9017"/>
+        </w:tabs>
+        <w:ind w:left="1320" w:hanging="440"/>
+        <w:rPr>
+          <w:noProof/>
+          <w:kern w:val="2"/>
+          <w:sz w:val="24"/>
+          <w:lang w:eastAsia="zh-TW"/>
+        </w:rPr>
+      </w:pPr>
+      <w:hyperlink r:id="rId9" w:anchor="_Toc225102092" w:history="1">
+        <w:r>
+          <w:rPr>
+            <w:rStyle w:val="affb"/>
+            <w:rFonts w:hint="eastAsia"/>
+            <w:noProof/>
+            <w:lang w:eastAsia="zh-TW"/>
+          </w:rPr>
+          <w:t>圖</w:t>
+        </w:r>
+        <w:r>
+          <w:rPr>
+            <w:rStyle w:val="affb"/>
+            <w:noProof/>
+            <w:lang w:eastAsia="zh-TW"/>
+          </w:rPr>
+          <w:t xml:space="preserve"> 4 </w:t>
+        </w:r>
+        <w:r>
+          <w:rPr>
+            <w:rStyle w:val="affb"/>
+            <w:rFonts w:ascii="Times New Roman" w:eastAsia="微軟正黑體" w:hAnsi="Times New Roman" w:cs="Times New Roman" w:hint="eastAsia"/>
+            <w:noProof/>
+            <w:lang w:eastAsia="zh-TW"/>
+          </w:rPr>
+          <w:t>不同材料效能比較示意圖</w:t>
+        </w:r>
+        <w:r>
+          <w:rPr>
+            <w:noProof/>
+            <w:webHidden/>
+          </w:rPr>
+          <w:tab/>
+        </w:r>
+        <w:r>
+          <w:rPr>
+            <w:noProof/>
+            <w:webHidden/>
+          </w:rPr>
+          <w:fldChar w:fldCharType="begin"/>
+        </w:r>
+        <w:r>
+          <w:rPr>
+            <w:noProof/>
+            <w:webHidden/>
+          </w:rPr>
+          <w:instrText xml:space="preserve"> PAGEREF _Toc225102092 \h </w:instrText>
+        </w:r>
+        <w:r>
+          <w:rPr>
+            <w:noProof/>
+            <w:webHidden/>
+          </w:rPr>
+        </w:r>
+        <w:r>
+          <w:rPr>
+            <w:noProof/>
+            <w:webHidden/>
+          </w:rPr>
+          <w:fldChar w:fldCharType="separate"/>
+        </w:r>
+        <w:r>
+          <w:rPr>
+            <w:noProof/>
+            <w:webHidden/>
+          </w:rPr>
+          <w:t>13</w:t>
+        </w:r>
+        <w:r>
+          <w:rPr>
+            <w:noProof/>
+            <w:webHidden/>
+          </w:rPr>
+          <w:fldChar w:fldCharType="end"/>
+        </w:r>
+      </w:hyperlink>
     </w:p>
     <w:p>
       <w:pPr>
-        <w:pStyle w:val="1"/>
-        <w:tabs>
-          <w:tab w:val="left" w:pos="2787"/>
-        </w:tabs>
+        <w:rPr>
+          <w:rFonts w:eastAsia="新細明體"/>
+          <w:lang w:eastAsia="zh-TW"/>
+        </w:rPr>
+      </w:pPr>
+      <w:r>
+        <w:rPr>
+          <w:rFonts w:eastAsia="新細明體"/>
+          <w:lang w:eastAsia="zh-TW"/>
+        </w:rPr>
+        <w:fldChar w:fldCharType="end"/>
+      </w:r>
+      <w:r>
+        <w:rPr>
+          <w:rFonts w:eastAsia="新細明體"/>
+          <w:lang w:eastAsia="zh-TW"/>
+        </w:rPr>
+        <w:br/>
+      </w:r>
+    </w:p>
+    <w:p>
+      <w:pPr>
+        <w:rPr>
+          <w:rFonts w:eastAsia="新細明體"/>
+          <w:lang w:eastAsia="zh-TW"/>
+        </w:rPr>
+      </w:pPr>
+      <w:r>
+        <w:rPr>
+          <w:rFonts w:eastAsia="新細明體"/>
+          <w:lang w:eastAsia="zh-TW"/>
+        </w:rPr>
+        <w:br w:type="page"/>
+      </w:r>
+    </w:p>
+    <w:p>
+      <w:pPr>
+        <w:rPr>
+          <w:rFonts w:eastAsia="新細明體" w:hint="eastAsia"/>
+          <w:lang w:eastAsia="zh-TW"/>
+        </w:rPr>
+      </w:pPr>
+    </w:p>
+    <w:p>
+      <w:pPr>
+        <w:spacing w:after="400"/>
         <w:jc w:val="center"/>
         <w:rPr>
+          <w:rFonts w:ascii="Times New Roman" w:eastAsia="微軟正黑體" w:hAnsi="Times New Roman" w:cs="Times New Roman"/>
+          <w:noProof/>
+        </w:rPr>
+      </w:pPr>
+      <w:bookmarkStart w:id="2" w:name="_Toc225101953"/>
+      <w:r>
+        <w:rPr>
+          <w:rStyle w:val="10"/>
           <w:rFonts w:ascii="Times New Roman" w:eastAsia="微軟正黑體" w:hAnsi="Times New Roman" w:cs="Times New Roman"/>
           <w:color w:val="auto"/>
           <w:sz w:val="32"/>
           <w:szCs w:val="32"/>
           <w:lang w:eastAsia="zh-TW"/>
         </w:rPr>
-      </w:pPr>
-    </w:p>
-    <w:p>
-      <w:pPr>
-        <w:rPr>
-          <w:rFonts w:ascii="Times New Roman" w:eastAsia="微軟正黑體" w:hAnsi="Times New Roman" w:cs="Times New Roman"/>
-          <w:lang w:eastAsia="zh-TW"/>
-        </w:rPr>
-      </w:pPr>
-    </w:p>
-    <w:p>
-      <w:pPr>
-        <w:pStyle w:val="1"/>
-        <w:tabs>
-          <w:tab w:val="left" w:pos="2787"/>
-        </w:tabs>
-        <w:jc w:val="center"/>
-        <w:rPr>
-          <w:rFonts w:ascii="Times New Roman" w:eastAsia="微軟正黑體" w:hAnsi="Times New Roman" w:cs="Times New Roman"/>
-          <w:color w:val="auto"/>
-          <w:sz w:val="32"/>
-          <w:szCs w:val="32"/>
-          <w:lang w:eastAsia="zh-TW"/>
-        </w:rPr>
-      </w:pPr>
-      <w:r>
-        <w:rPr>
-          <w:rFonts w:ascii="Times New Roman" w:eastAsia="微軟正黑體" w:hAnsi="Times New Roman" w:cs="Times New Roman"/>
-          <w:color w:val="auto"/>
-          <w:sz w:val="32"/>
-          <w:szCs w:val="32"/>
-          <w:lang w:eastAsia="zh-TW"/>
-        </w:rPr>
-        <w:tab/>
-      </w:r>
-      <w:r>
-        <w:rPr>
-          <w:rFonts w:ascii="Times New Roman" w:eastAsia="微軟正黑體" w:hAnsi="Times New Roman" w:cs="Times New Roman"/>
-          <w:color w:val="auto"/>
-          <w:sz w:val="32"/>
-          <w:szCs w:val="32"/>
-          <w:lang w:eastAsia="zh-TW"/>
-        </w:rPr>
-        <w:br/>
-      </w:r>
-      <w:r>
-        <w:rPr>
-          <w:rFonts w:ascii="Times New Roman" w:eastAsia="微軟正黑體" w:hAnsi="Times New Roman" w:cs="Times New Roman"/>
-          <w:color w:val="auto"/>
-          <w:sz w:val="32"/>
-          <w:szCs w:val="32"/>
-          <w:lang w:eastAsia="zh-TW"/>
-        </w:rPr>
-        <w:br w:type="page"/>
-      </w:r>
-    </w:p>
-    <w:p>
-      <w:pPr>
-        <w:spacing w:after="400"/>
-        <w:jc w:val="center"/>
-        <w:rPr>
-          <w:rFonts w:ascii="Times New Roman" w:eastAsia="微軟正黑體" w:hAnsi="Times New Roman" w:cs="Times New Roman"/>
-          <w:noProof/>
-        </w:rPr>
-      </w:pPr>
-      <w:bookmarkStart w:id="2" w:name="_Toc224942133"/>
-      <w:r>
-        <w:rPr>
-          <w:rStyle w:val="10"/>
-          <w:rFonts w:ascii="Times New Roman" w:eastAsia="微軟正黑體" w:hAnsi="Times New Roman" w:cs="Times New Roman"/>
-          <w:color w:val="auto"/>
-          <w:sz w:val="32"/>
-          <w:szCs w:val="32"/>
-          <w:lang w:eastAsia="zh-TW"/>
-        </w:rPr>
-        <w:lastRenderedPageBreak/>
         <w:t>表目錄</w:t>
       </w:r>
       <w:bookmarkEnd w:id="2"/>
@@ -3806,7 +3814,7 @@
           <w:lang w:eastAsia="zh-TW"/>
         </w:rPr>
       </w:pPr>
-      <w:bookmarkStart w:id="3" w:name="_Toc224942134"/>
+      <w:bookmarkStart w:id="3" w:name="_Toc225101954"/>
       <w:r>
         <w:rPr>
           <w:rFonts w:ascii="Times New Roman" w:eastAsia="微軟正黑體" w:hAnsi="Times New Roman" w:cs="Times New Roman"/>
@@ -4198,7 +4206,7 @@
         </w:rPr>
         <w:br w:type="page"/>
       </w:r>
-      <w:bookmarkStart w:id="4" w:name="_Toc224942135"/>
+      <w:bookmarkStart w:id="4" w:name="_Toc225101955"/>
       <w:r>
         <w:rPr>
           <w:rFonts w:ascii="Times New Roman" w:eastAsia="微軟正黑體" w:hAnsi="Times New Roman" w:cs="Times New Roman"/>
@@ -4223,7 +4231,7 @@
           <w:lang w:eastAsia="zh-TW"/>
         </w:rPr>
       </w:pPr>
-      <w:bookmarkStart w:id="5" w:name="_Toc224942136"/>
+      <w:bookmarkStart w:id="5" w:name="_Toc225101956"/>
       <w:r>
         <w:rPr>
           <w:rFonts w:ascii="Times New Roman" w:eastAsia="微軟正黑體" w:hAnsi="Times New Roman" w:cs="Times New Roman"/>
@@ -4445,7 +4453,7 @@
           <w:lang w:eastAsia="zh-TW"/>
         </w:rPr>
       </w:pPr>
-      <w:bookmarkStart w:id="6" w:name="_Toc224942137"/>
+      <w:bookmarkStart w:id="6" w:name="_Toc225101957"/>
       <w:r>
         <w:rPr>
           <w:rFonts w:ascii="Times New Roman" w:eastAsia="微軟正黑體" w:hAnsi="Times New Roman" w:cs="Times New Roman"/>
@@ -4607,7 +4615,7 @@
           <w:rFonts w:ascii="Times New Roman" w:eastAsia="微軟正黑體" w:hAnsi="Times New Roman" w:cs="Times New Roman"/>
         </w:rPr>
       </w:pPr>
-      <w:bookmarkStart w:id="7" w:name="_Toc224942138"/>
+      <w:bookmarkStart w:id="7" w:name="_Toc225101958"/>
       <w:r>
         <w:rPr>
           <w:rStyle w:val="32"/>
@@ -4713,7 +4721,7 @@
           <w:rFonts w:ascii="Times New Roman" w:eastAsia="微軟正黑體" w:hAnsi="Times New Roman" w:cs="Times New Roman"/>
         </w:rPr>
       </w:pPr>
-      <w:bookmarkStart w:id="8" w:name="_Toc224942139"/>
+      <w:bookmarkStart w:id="8" w:name="_Toc225101959"/>
       <w:r>
         <w:rPr>
           <w:rStyle w:val="32"/>
@@ -4805,7 +4813,7 @@
           <w:lang w:eastAsia="zh-TW"/>
         </w:rPr>
       </w:pPr>
-      <w:bookmarkStart w:id="9" w:name="_Toc224942140"/>
+      <w:bookmarkStart w:id="9" w:name="_Toc225101960"/>
       <w:r>
         <w:rPr>
           <w:rFonts w:ascii="Times New Roman" w:eastAsia="微軟正黑體" w:hAnsi="Times New Roman" w:cs="Times New Roman"/>
@@ -5064,7 +5072,7 @@
           <w:lang w:eastAsia="zh-TW"/>
         </w:rPr>
       </w:pPr>
-      <w:bookmarkStart w:id="10" w:name="_Toc224942141"/>
+      <w:bookmarkStart w:id="10" w:name="_Toc225101961"/>
       <w:r>
         <w:rPr>
           <w:rFonts w:ascii="Times New Roman" w:eastAsia="微軟正黑體" w:hAnsi="Times New Roman" w:cs="Times New Roman"/>
@@ -5234,7 +5242,7 @@
           <w:lang w:eastAsia="zh-TW"/>
         </w:rPr>
       </w:pPr>
-      <w:bookmarkStart w:id="11" w:name="_Toc224942142"/>
+      <w:bookmarkStart w:id="11" w:name="_Toc225101962"/>
       <w:r>
         <w:rPr>
           <w:rFonts w:ascii="Times New Roman" w:eastAsia="微軟正黑體" w:hAnsi="Times New Roman" w:cs="Times New Roman"/>
@@ -5258,7 +5266,7 @@
           <w:lang w:eastAsia="zh-TW"/>
         </w:rPr>
       </w:pPr>
-      <w:bookmarkStart w:id="12" w:name="_Toc224942143"/>
+      <w:bookmarkStart w:id="12" w:name="_Toc225101963"/>
       <w:r>
         <w:rPr>
           <w:rFonts w:ascii="Times New Roman" w:eastAsia="微軟正黑體" w:hAnsi="Times New Roman" w:cs="Times New Roman"/>
@@ -5893,7 +5901,7 @@
           <w:lang w:eastAsia="zh-TW"/>
         </w:rPr>
       </w:pPr>
-      <w:bookmarkStart w:id="13" w:name="_Toc224942144"/>
+      <w:bookmarkStart w:id="13" w:name="_Toc225101964"/>
       <w:r>
         <w:rPr>
           <w:rFonts w:ascii="Times New Roman" w:eastAsia="微軟正黑體" w:hAnsi="Times New Roman" w:cs="Times New Roman"/>
@@ -6234,138 +6242,13 @@
     <w:p>
       <w:pPr>
         <w:pStyle w:val="Web"/>
-        <w:numPr>
-          <w:ilvl w:val="0"/>
-          <w:numId w:val="12"/>
-        </w:numPr>
-        <w:rPr>
-          <w:rFonts w:ascii="Times New Roman" w:eastAsia="微軟正黑體" w:hAnsi="Times New Roman" w:cs="Times New Roman"/>
-        </w:rPr>
-      </w:pPr>
-      <w:r>
-        <w:rPr>
-          <w:rFonts w:ascii="Times New Roman" w:eastAsia="微軟正黑體" w:hAnsi="Times New Roman" w:cs="Times New Roman"/>
-          <w:b/>
-          <w:bCs/>
-        </w:rPr>
-        <w:lastRenderedPageBreak/>
-        <w:t>電源供應與電壓調整模組</w:t>
-      </w:r>
-      <w:r>
-        <w:rPr>
-          <w:rFonts w:ascii="Times New Roman" w:eastAsia="微軟正黑體" w:hAnsi="Times New Roman" w:cs="Times New Roman"/>
-          <w:b/>
-          <w:bCs/>
-        </w:rPr>
-        <w:t xml:space="preserve"> (VRM/PSU)</w:t>
-      </w:r>
-      <w:r>
-        <w:rPr>
-          <w:rFonts w:ascii="Times New Roman" w:eastAsia="微軟正黑體" w:hAnsi="Times New Roman" w:cs="Times New Roman"/>
-          <w:b/>
-          <w:bCs/>
-        </w:rPr>
-        <w:t>：</w:t>
-      </w:r>
-      <w:r>
-        <w:rPr>
-          <w:rFonts w:ascii="Times New Roman" w:eastAsia="微軟正黑體" w:hAnsi="Times New Roman" w:cs="Times New Roman"/>
-        </w:rPr>
-        <w:t xml:space="preserve"> </w:t>
-      </w:r>
-      <w:proofErr w:type="gramStart"/>
-      <w:r>
-        <w:rPr>
-          <w:rFonts w:ascii="Times New Roman" w:eastAsia="微軟正黑體" w:hAnsi="Times New Roman" w:cs="Times New Roman"/>
-        </w:rPr>
-        <w:t>這常是</w:t>
-      </w:r>
-      <w:proofErr w:type="gramEnd"/>
-      <w:r>
-        <w:rPr>
-          <w:rFonts w:ascii="Times New Roman" w:eastAsia="微軟正黑體" w:hAnsi="Times New Roman" w:cs="Times New Roman"/>
-        </w:rPr>
-        <w:t>被忽略但</w:t>
-      </w:r>
-      <w:proofErr w:type="gramStart"/>
-      <w:r>
-        <w:rPr>
-          <w:rFonts w:ascii="Times New Roman" w:eastAsia="微軟正黑體" w:hAnsi="Times New Roman" w:cs="Times New Roman"/>
-        </w:rPr>
-        <w:t>極</w:t>
-      </w:r>
-      <w:proofErr w:type="gramEnd"/>
-      <w:r>
-        <w:rPr>
-          <w:rFonts w:ascii="Times New Roman" w:eastAsia="微軟正黑體" w:hAnsi="Times New Roman" w:cs="Times New Roman"/>
-        </w:rPr>
-        <w:t>關鍵的部分。傳統</w:t>
-      </w:r>
-      <w:proofErr w:type="gramStart"/>
-      <w:r>
-        <w:rPr>
-          <w:rFonts w:ascii="Times New Roman" w:eastAsia="微軟正黑體" w:hAnsi="Times New Roman" w:cs="Times New Roman"/>
-        </w:rPr>
-        <w:t>矽</w:t>
-      </w:r>
-      <w:proofErr w:type="gramEnd"/>
-      <w:r>
-        <w:rPr>
-          <w:rFonts w:ascii="Times New Roman" w:eastAsia="微軟正黑體" w:hAnsi="Times New Roman" w:cs="Times New Roman"/>
-        </w:rPr>
-        <w:t>材料在此部分的轉換效率較低，改用</w:t>
-      </w:r>
-      <w:r>
-        <w:rPr>
-          <w:rFonts w:ascii="Times New Roman" w:eastAsia="微軟正黑體" w:hAnsi="Times New Roman" w:cs="Times New Roman"/>
-        </w:rPr>
-        <w:t xml:space="preserve"> </w:t>
-      </w:r>
-      <w:proofErr w:type="spellStart"/>
-      <w:r>
-        <w:rPr>
-          <w:rFonts w:ascii="Times New Roman" w:eastAsia="微軟正黑體" w:hAnsi="Times New Roman" w:cs="Times New Roman"/>
-        </w:rPr>
-        <w:t>SiC</w:t>
-      </w:r>
-      <w:proofErr w:type="spellEnd"/>
-      <w:r>
-        <w:rPr>
-          <w:rFonts w:ascii="Times New Roman" w:eastAsia="微軟正黑體" w:hAnsi="Times New Roman" w:cs="Times New Roman"/>
-        </w:rPr>
-        <w:t xml:space="preserve"> </w:t>
-      </w:r>
-      <w:r>
-        <w:rPr>
-          <w:rFonts w:ascii="Times New Roman" w:eastAsia="微軟正黑體" w:hAnsi="Times New Roman" w:cs="Times New Roman"/>
-        </w:rPr>
-        <w:t>材料能減少轉換損耗，直接降低</w:t>
-      </w:r>
-      <w:proofErr w:type="gramStart"/>
-      <w:r>
-        <w:rPr>
-          <w:rFonts w:ascii="Times New Roman" w:eastAsia="微軟正黑體" w:hAnsi="Times New Roman" w:cs="Times New Roman"/>
-        </w:rPr>
-        <w:t>整體算力的</w:t>
-      </w:r>
-      <w:proofErr w:type="gramEnd"/>
-      <w:r>
-        <w:rPr>
-          <w:rFonts w:ascii="Times New Roman" w:eastAsia="微軟正黑體" w:hAnsi="Times New Roman" w:cs="Times New Roman"/>
-        </w:rPr>
-        <w:t>碳足跡。</w:t>
-      </w:r>
+        <w:rPr>
+          <w:rFonts w:ascii="Times New Roman" w:eastAsia="微軟正黑體" w:hAnsi="Times New Roman" w:cs="Times New Roman"/>
+        </w:rPr>
+      </w:pPr>
     </w:p>
     <w:p>
       <w:pPr>
-        <w:pStyle w:val="Web"/>
-        <w:rPr>
-          <w:rFonts w:ascii="Times New Roman" w:eastAsia="微軟正黑體" w:hAnsi="Times New Roman" w:cs="Times New Roman"/>
-        </w:rPr>
-      </w:pPr>
-    </w:p>
-    <w:p>
-      <w:pPr>
         <w:ind w:left="360"/>
         <w:jc w:val="center"/>
         <w:rPr>
@@ -6377,6 +6260,7 @@
         <w:rPr>
           <w:noProof/>
         </w:rPr>
+        <w:lastRenderedPageBreak/>
         <w:drawing>
           <wp:anchor distT="0" distB="0" distL="114300" distR="114300" simplePos="0" relativeHeight="251659264" behindDoc="0" locked="0" layoutInCell="1" allowOverlap="1" wp14:anchorId="1F36B709" wp14:editId="111899A8">
             <wp:simplePos x="0" y="0"/>
@@ -6401,7 +6285,7 @@
                     <pic:cNvPicPr/>
                   </pic:nvPicPr>
                   <pic:blipFill>
-                    <a:blip r:embed="rId8"/>
+                    <a:blip r:embed="rId10"/>
                     <a:stretch>
                       <a:fillRect/>
                     </a:stretch>
@@ -6531,6 +6415,7 @@
         </w:rPr>
         <w:br/>
       </w:r>
+      <w:bookmarkStart w:id="16" w:name="_Toc225102089"/>
       <w:r>
         <w:rPr>
           <w:rFonts w:ascii="Times New Roman" w:eastAsia="微軟正黑體" w:hAnsi="Times New Roman" w:cs="Times New Roman"/>
@@ -6663,6 +6548,7 @@
       </w:r>
       <w:bookmarkEnd w:id="14"/>
       <w:bookmarkEnd w:id="15"/>
+      <w:bookmarkEnd w:id="16"/>
     </w:p>
     <w:p>
       <w:pPr>
@@ -6674,7 +6560,7 @@
           <w:lang w:eastAsia="zh-TW"/>
         </w:rPr>
       </w:pPr>
-      <w:bookmarkStart w:id="16" w:name="_Toc224942145"/>
+      <w:bookmarkStart w:id="17" w:name="_Toc225101965"/>
       <w:r>
         <w:rPr>
           <w:rFonts w:ascii="Times New Roman" w:eastAsia="微軟正黑體" w:hAnsi="Times New Roman" w:cs="Times New Roman"/>
@@ -6702,7 +6588,7 @@
         </w:rPr>
         <w:t>材料物理特性之量化比較</w:t>
       </w:r>
-      <w:bookmarkEnd w:id="16"/>
+      <w:bookmarkEnd w:id="17"/>
     </w:p>
     <w:p>
       <w:pPr>
@@ -7058,12 +6944,7 @@
     </w:p>
     <w:p>
       <w:pPr>
-        <w:rPr>
-          <w:rFonts w:ascii="Times New Roman" w:eastAsia="微軟正黑體" w:hAnsi="Times New Roman" w:cs="Times New Roman"/>
-          <w:sz w:val="24"/>
-          <w:szCs w:val="24"/>
-          <w:lang w:eastAsia="zh-TW"/>
-        </w:rPr>
+        <w:keepNext/>
       </w:pPr>
       <w:r>
         <w:rPr>
@@ -7087,7 +6968,7 @@
                     <pic:cNvPicPr/>
                   </pic:nvPicPr>
                   <pic:blipFill>
-                    <a:blip r:embed="rId9"/>
+                    <a:blip r:embed="rId11"/>
                     <a:stretch>
                       <a:fillRect/>
                     </a:stretch>
@@ -7107,17 +6988,174 @@
           </wp:inline>
         </w:drawing>
       </w:r>
-      <w:bookmarkStart w:id="17" w:name="_Toc223719123"/>
-      <w:bookmarkStart w:id="18" w:name="_Toc223719964"/>
-      <w:r>
+      <w:bookmarkStart w:id="18" w:name="_Toc223719123"/>
+      <w:bookmarkStart w:id="19" w:name="_Toc223719964"/>
+    </w:p>
+    <w:p>
+      <w:pPr>
+        <w:pStyle w:val="af7"/>
+        <w:rPr>
+          <w:color w:val="auto"/>
+          <w:sz w:val="28"/>
+          <w:szCs w:val="28"/>
+          <w:lang w:eastAsia="zh-TW"/>
+        </w:rPr>
+      </w:pPr>
+      <w:bookmarkStart w:id="20" w:name="_Toc225102090"/>
+      <w:r>
+        <w:rPr>
+          <w:rFonts w:hint="eastAsia"/>
+          <w:color w:val="auto"/>
+          <w:sz w:val="28"/>
+          <w:szCs w:val="28"/>
+          <w:lang w:eastAsia="zh-TW"/>
+        </w:rPr>
+        <w:t>圖</w:t>
+      </w:r>
+      <w:r>
+        <w:rPr>
+          <w:rFonts w:hint="eastAsia"/>
+          <w:color w:val="auto"/>
+          <w:sz w:val="28"/>
+          <w:szCs w:val="28"/>
+          <w:lang w:eastAsia="zh-TW"/>
+        </w:rPr>
+        <w:t xml:space="preserve"> </w:t>
+      </w:r>
+      <w:r>
+        <w:rPr>
+          <w:color w:val="auto"/>
+          <w:sz w:val="28"/>
+          <w:szCs w:val="28"/>
+        </w:rPr>
+        <w:fldChar w:fldCharType="begin"/>
+      </w:r>
+      <w:r>
+        <w:rPr>
+          <w:color w:val="auto"/>
+          <w:sz w:val="28"/>
+          <w:szCs w:val="28"/>
+          <w:lang w:eastAsia="zh-TW"/>
+        </w:rPr>
+        <w:instrText xml:space="preserve"> </w:instrText>
+      </w:r>
+      <w:r>
+        <w:rPr>
+          <w:rFonts w:hint="eastAsia"/>
+          <w:color w:val="auto"/>
+          <w:sz w:val="28"/>
+          <w:szCs w:val="28"/>
+          <w:lang w:eastAsia="zh-TW"/>
+        </w:rPr>
+        <w:instrText xml:space="preserve">SEQ </w:instrText>
+      </w:r>
+      <w:r>
+        <w:rPr>
+          <w:rFonts w:hint="eastAsia"/>
+          <w:color w:val="auto"/>
+          <w:sz w:val="28"/>
+          <w:szCs w:val="28"/>
+          <w:lang w:eastAsia="zh-TW"/>
+        </w:rPr>
+        <w:instrText>圖</w:instrText>
+      </w:r>
+      <w:r>
+        <w:rPr>
+          <w:rFonts w:hint="eastAsia"/>
+          <w:color w:val="auto"/>
+          <w:sz w:val="28"/>
+          <w:szCs w:val="28"/>
+          <w:lang w:eastAsia="zh-TW"/>
+        </w:rPr>
+        <w:instrText xml:space="preserve"> \* ARABIC</w:instrText>
+      </w:r>
+      <w:r>
+        <w:rPr>
+          <w:color w:val="auto"/>
+          <w:sz w:val="28"/>
+          <w:szCs w:val="28"/>
+          <w:lang w:eastAsia="zh-TW"/>
+        </w:rPr>
+        <w:instrText xml:space="preserve"> </w:instrText>
+      </w:r>
+      <w:r>
+        <w:rPr>
+          <w:color w:val="auto"/>
+          <w:sz w:val="28"/>
+          <w:szCs w:val="28"/>
+        </w:rPr>
+        <w:fldChar w:fldCharType="separate"/>
+      </w:r>
+      <w:r>
+        <w:rPr>
+          <w:noProof/>
+          <w:color w:val="auto"/>
+          <w:sz w:val="28"/>
+          <w:szCs w:val="28"/>
+          <w:lang w:eastAsia="zh-TW"/>
+        </w:rPr>
+        <w:t>2</w:t>
+      </w:r>
+      <w:r>
+        <w:rPr>
+          <w:color w:val="auto"/>
+          <w:sz w:val="28"/>
+          <w:szCs w:val="28"/>
+        </w:rPr>
+        <w:fldChar w:fldCharType="end"/>
+      </w:r>
+      <w:r>
+        <w:rPr>
+          <w:color w:val="auto"/>
+          <w:sz w:val="28"/>
+          <w:szCs w:val="28"/>
+          <w:lang w:eastAsia="zh-TW"/>
+        </w:rPr>
+        <w:t xml:space="preserve"> </w:t>
+      </w:r>
+      <w:r>
+        <w:rPr>
+          <w:rFonts w:hint="eastAsia"/>
+          <w:color w:val="auto"/>
+          <w:sz w:val="28"/>
+          <w:szCs w:val="28"/>
+          <w:lang w:eastAsia="zh-TW"/>
+        </w:rPr>
+        <w:t>半導體</w:t>
+      </w:r>
+      <w:proofErr w:type="gramStart"/>
+      <w:r>
+        <w:rPr>
+          <w:rFonts w:hint="eastAsia"/>
+          <w:color w:val="auto"/>
+          <w:sz w:val="28"/>
+          <w:szCs w:val="28"/>
+          <w:lang w:eastAsia="zh-TW"/>
+        </w:rPr>
+        <w:t>材料能隙比較</w:t>
+      </w:r>
+      <w:proofErr w:type="gramEnd"/>
+      <w:r>
+        <w:rPr>
+          <w:rFonts w:hint="eastAsia"/>
+          <w:color w:val="auto"/>
+          <w:sz w:val="28"/>
+          <w:szCs w:val="28"/>
+          <w:lang w:eastAsia="zh-TW"/>
+        </w:rPr>
+        <w:t>圖</w:t>
+      </w:r>
+      <w:bookmarkEnd w:id="20"/>
+    </w:p>
+    <w:p>
+      <w:pPr>
         <w:rPr>
           <w:rFonts w:ascii="Times New Roman" w:eastAsia="微軟正黑體" w:hAnsi="Times New Roman" w:cs="Times New Roman"/>
           <w:sz w:val="24"/>
           <w:szCs w:val="24"/>
           <w:lang w:eastAsia="zh-TW"/>
         </w:rPr>
-        <w:br/>
-      </w:r>
+      </w:pPr>
       <w:r>
         <w:rPr>
           <w:rFonts w:ascii="Times New Roman" w:eastAsia="微軟正黑體" w:hAnsi="Times New Roman" w:cs="Times New Roman"/>
@@ -7125,398 +7163,292 @@
           <w:szCs w:val="24"/>
           <w:lang w:eastAsia="zh-TW"/>
         </w:rPr>
-        <w:t>圖</w:t>
-      </w:r>
-      <w:r>
-        <w:rPr>
-          <w:rFonts w:ascii="Times New Roman" w:eastAsia="微軟正黑體" w:hAnsi="Times New Roman" w:cs="Times New Roman"/>
-          <w:sz w:val="24"/>
-          <w:szCs w:val="24"/>
-          <w:lang w:eastAsia="zh-TW"/>
-        </w:rPr>
-        <w:t xml:space="preserve"> </w:t>
+        <w:br/>
+      </w:r>
+      <w:bookmarkEnd w:id="18"/>
+      <w:bookmarkEnd w:id="19"/>
+    </w:p>
+    <w:p>
+      <w:pPr>
+        <w:pStyle w:val="4"/>
+        <w:rPr>
+          <w:sz w:val="26"/>
+          <w:szCs w:val="26"/>
+          <w:lang w:eastAsia="zh-TW"/>
+        </w:rPr>
+      </w:pPr>
+      <w:r>
+        <w:rPr>
+          <w:sz w:val="26"/>
+          <w:szCs w:val="26"/>
+          <w:lang w:eastAsia="zh-TW"/>
+        </w:rPr>
+        <w:t xml:space="preserve">2. </w:t>
+      </w:r>
+      <w:r>
+        <w:rPr>
+          <w:sz w:val="26"/>
+          <w:szCs w:val="26"/>
+          <w:lang w:eastAsia="zh-TW"/>
+        </w:rPr>
+        <w:t>熱管理與導熱效率分析</w:t>
+      </w:r>
+    </w:p>
+    <w:p>
+      <w:pPr>
+        <w:pStyle w:val="Web"/>
+        <w:rPr>
+          <w:rFonts w:ascii="Times New Roman" w:eastAsia="微軟正黑體" w:hAnsi="Times New Roman" w:cs="Times New Roman"/>
+        </w:rPr>
+      </w:pPr>
+      <w:r>
+        <w:rPr>
+          <w:rFonts w:ascii="Times New Roman" w:eastAsia="微軟正黑體" w:hAnsi="Times New Roman" w:cs="Times New Roman"/>
+        </w:rPr>
+        <w:t>散熱能力是決定</w:t>
+      </w:r>
+      <w:r>
+        <w:rPr>
+          <w:rFonts w:ascii="Times New Roman" w:eastAsia="微軟正黑體" w:hAnsi="Times New Roman" w:cs="Times New Roman"/>
+        </w:rPr>
+        <w:t xml:space="preserve"> AI </w:t>
+      </w:r>
+      <w:r>
+        <w:rPr>
+          <w:rFonts w:ascii="Times New Roman" w:eastAsia="微軟正黑體" w:hAnsi="Times New Roman" w:cs="Times New Roman"/>
+        </w:rPr>
+        <w:t>晶片「</w:t>
+      </w:r>
+      <w:proofErr w:type="gramStart"/>
+      <w:r>
+        <w:rPr>
+          <w:rFonts w:ascii="Times New Roman" w:eastAsia="微軟正黑體" w:hAnsi="Times New Roman" w:cs="Times New Roman"/>
+        </w:rPr>
+        <w:t>算力天花板</w:t>
+      </w:r>
+      <w:proofErr w:type="gramEnd"/>
+      <w:r>
+        <w:rPr>
+          <w:rFonts w:ascii="Times New Roman" w:eastAsia="微軟正黑體" w:hAnsi="Times New Roman" w:cs="Times New Roman"/>
+        </w:rPr>
+        <w:t>」的最終物理限制。如</w:t>
       </w:r>
       <w:r>
         <w:rPr>
           <w:rFonts w:ascii="Times New Roman" w:eastAsia="微軟正黑體" w:hAnsi="Times New Roman" w:cs="Times New Roman"/>
           <w:b/>
           <w:bCs/>
-          <w:sz w:val="24"/>
-          <w:szCs w:val="24"/>
-        </w:rPr>
-        <w:fldChar w:fldCharType="begin"/>
-      </w:r>
-      <w:r>
-        <w:rPr>
-          <w:rFonts w:ascii="Times New Roman" w:eastAsia="微軟正黑體" w:hAnsi="Times New Roman" w:cs="Times New Roman"/>
-          <w:sz w:val="24"/>
-          <w:szCs w:val="24"/>
-          <w:lang w:eastAsia="zh-TW"/>
-        </w:rPr>
-        <w:instrText xml:space="preserve"> SEQ </w:instrText>
-      </w:r>
-      <w:r>
-        <w:rPr>
-          <w:rFonts w:ascii="Times New Roman" w:eastAsia="微軟正黑體" w:hAnsi="Times New Roman" w:cs="Times New Roman"/>
-          <w:sz w:val="24"/>
-          <w:szCs w:val="24"/>
-          <w:lang w:eastAsia="zh-TW"/>
-        </w:rPr>
-        <w:instrText>圖</w:instrText>
-      </w:r>
-      <w:r>
-        <w:rPr>
-          <w:rFonts w:ascii="Times New Roman" w:eastAsia="微軟正黑體" w:hAnsi="Times New Roman" w:cs="Times New Roman"/>
-          <w:sz w:val="24"/>
-          <w:szCs w:val="24"/>
-          <w:lang w:eastAsia="zh-TW"/>
-        </w:rPr>
-        <w:instrText xml:space="preserve"> \* ARABIC </w:instrText>
+        </w:rPr>
+        <w:t>圖</w:t>
       </w:r>
       <w:r>
         <w:rPr>
           <w:rFonts w:ascii="Times New Roman" w:eastAsia="微軟正黑體" w:hAnsi="Times New Roman" w:cs="Times New Roman"/>
           <w:b/>
           <w:bCs/>
-          <w:sz w:val="24"/>
-          <w:szCs w:val="24"/>
-        </w:rPr>
-        <w:fldChar w:fldCharType="separate"/>
-      </w:r>
-      <w:r>
-        <w:rPr>
-          <w:rFonts w:ascii="Times New Roman" w:eastAsia="微軟正黑體" w:hAnsi="Times New Roman" w:cs="Times New Roman"/>
-          <w:noProof/>
-          <w:sz w:val="24"/>
-          <w:szCs w:val="24"/>
-          <w:lang w:eastAsia="zh-TW"/>
-        </w:rPr>
-        <w:t>2</w:t>
+        </w:rPr>
+        <w:t xml:space="preserve"> 3 (</w:t>
       </w:r>
       <w:r>
         <w:rPr>
           <w:rFonts w:ascii="Times New Roman" w:eastAsia="微軟正黑體" w:hAnsi="Times New Roman" w:cs="Times New Roman"/>
           <w:b/>
           <w:bCs/>
-          <w:sz w:val="24"/>
-          <w:szCs w:val="24"/>
-        </w:rPr>
-        <w:fldChar w:fldCharType="end"/>
-      </w:r>
-      <w:r>
-        <w:rPr>
-          <w:rFonts w:ascii="Times New Roman" w:eastAsia="微軟正黑體" w:hAnsi="Times New Roman" w:cs="Times New Roman"/>
-          <w:sz w:val="24"/>
-          <w:szCs w:val="24"/>
-          <w:lang w:eastAsia="zh-TW"/>
-        </w:rPr>
-        <w:t>半導體</w:t>
+        </w:rPr>
+        <w:t>半導體材料熱導率比較圖</w:t>
+      </w:r>
+      <w:r>
+        <w:rPr>
+          <w:rFonts w:ascii="Times New Roman" w:eastAsia="微軟正黑體" w:hAnsi="Times New Roman" w:cs="Times New Roman"/>
+          <w:b/>
+          <w:bCs/>
+        </w:rPr>
+        <w:t>)</w:t>
+      </w:r>
+      <w:r>
+        <w:rPr>
+          <w:rFonts w:ascii="Times New Roman" w:eastAsia="微軟正黑體" w:hAnsi="Times New Roman" w:cs="Times New Roman"/>
+        </w:rPr>
+        <w:t xml:space="preserve"> </w:t>
+      </w:r>
+      <w:r>
+        <w:rPr>
+          <w:rFonts w:ascii="Times New Roman" w:eastAsia="微軟正黑體" w:hAnsi="Times New Roman" w:cs="Times New Roman"/>
+        </w:rPr>
+        <w:t>所示，碳化矽</w:t>
+      </w:r>
+      <w:r>
+        <w:rPr>
+          <w:rFonts w:ascii="Times New Roman" w:eastAsia="微軟正黑體" w:hAnsi="Times New Roman" w:cs="Times New Roman"/>
+        </w:rPr>
+        <w:t xml:space="preserve"> (</w:t>
+      </w:r>
+      <w:proofErr w:type="spellStart"/>
+      <w:r>
+        <w:rPr>
+          <w:rFonts w:ascii="Times New Roman" w:eastAsia="微軟正黑體" w:hAnsi="Times New Roman" w:cs="Times New Roman"/>
+        </w:rPr>
+        <w:t>SiC</w:t>
+      </w:r>
+      <w:proofErr w:type="spellEnd"/>
+      <w:r>
+        <w:rPr>
+          <w:rFonts w:ascii="Times New Roman" w:eastAsia="微軟正黑體" w:hAnsi="Times New Roman" w:cs="Times New Roman"/>
+        </w:rPr>
+        <w:t xml:space="preserve">) </w:t>
+      </w:r>
+      <w:r>
+        <w:rPr>
+          <w:rFonts w:ascii="Times New Roman" w:eastAsia="微軟正黑體" w:hAnsi="Times New Roman" w:cs="Times New Roman"/>
+        </w:rPr>
+        <w:t>的熱導率高達</w:t>
+      </w:r>
+      <w:r>
+        <w:rPr>
+          <w:rFonts w:ascii="Times New Roman" w:eastAsia="微軟正黑體" w:hAnsi="Times New Roman" w:cs="Times New Roman"/>
+        </w:rPr>
+        <w:t xml:space="preserve"> </w:t>
+      </w:r>
+      <w:r>
+        <w:rPr>
+          <w:rFonts w:ascii="Times New Roman" w:eastAsia="微軟正黑體" w:hAnsi="Times New Roman" w:cs="Times New Roman"/>
+          <w:b/>
+          <w:bCs/>
+        </w:rPr>
+        <w:t>490 W/</w:t>
+      </w:r>
+      <w:proofErr w:type="spellStart"/>
+      <w:r>
+        <w:rPr>
+          <w:rFonts w:ascii="Times New Roman" w:eastAsia="微軟正黑體" w:hAnsi="Times New Roman" w:cs="Times New Roman"/>
+          <w:b/>
+          <w:bCs/>
+        </w:rPr>
+        <w:t>m</w:t>
       </w:r>
       <w:proofErr w:type="gramStart"/>
       <w:r>
         <w:rPr>
           <w:rFonts w:ascii="Times New Roman" w:eastAsia="微軟正黑體" w:hAnsi="Times New Roman" w:cs="Times New Roman"/>
-          <w:sz w:val="24"/>
-          <w:szCs w:val="24"/>
-          <w:lang w:eastAsia="zh-TW"/>
-        </w:rPr>
-        <w:t>材料能隙比較</w:t>
+          <w:b/>
+          <w:bCs/>
+        </w:rPr>
+        <w:t>·</w:t>
       </w:r>
       <w:proofErr w:type="gramEnd"/>
       <w:r>
         <w:rPr>
           <w:rFonts w:ascii="Times New Roman" w:eastAsia="微軟正黑體" w:hAnsi="Times New Roman" w:cs="Times New Roman"/>
-          <w:sz w:val="24"/>
-          <w:szCs w:val="24"/>
-          <w:lang w:eastAsia="zh-TW"/>
-        </w:rPr>
-        <w:t>圖</w:t>
-      </w:r>
-      <w:bookmarkEnd w:id="17"/>
-      <w:bookmarkEnd w:id="18"/>
+          <w:b/>
+          <w:bCs/>
+        </w:rPr>
+        <w:t>K</w:t>
+      </w:r>
+      <w:proofErr w:type="spellEnd"/>
+      <w:r>
+        <w:rPr>
+          <w:rFonts w:ascii="Times New Roman" w:eastAsia="微軟正黑體" w:hAnsi="Times New Roman" w:cs="Times New Roman"/>
+        </w:rPr>
+        <w:t>，是矽材料的</w:t>
+      </w:r>
+      <w:r>
+        <w:rPr>
+          <w:rFonts w:ascii="Times New Roman" w:eastAsia="微軟正黑體" w:hAnsi="Times New Roman" w:cs="Times New Roman"/>
+        </w:rPr>
+        <w:t xml:space="preserve"> </w:t>
+      </w:r>
+      <w:r>
+        <w:rPr>
+          <w:rFonts w:ascii="Times New Roman" w:eastAsia="微軟正黑體" w:hAnsi="Times New Roman" w:cs="Times New Roman"/>
+          <w:b/>
+          <w:bCs/>
+        </w:rPr>
+        <w:t xml:space="preserve">3 </w:t>
+      </w:r>
+      <w:proofErr w:type="gramStart"/>
+      <w:r>
+        <w:rPr>
+          <w:rFonts w:ascii="Times New Roman" w:eastAsia="微軟正黑體" w:hAnsi="Times New Roman" w:cs="Times New Roman"/>
+          <w:b/>
+          <w:bCs/>
+        </w:rPr>
+        <w:t>倍</w:t>
+      </w:r>
+      <w:proofErr w:type="gramEnd"/>
+      <w:r>
+        <w:rPr>
+          <w:rFonts w:ascii="Times New Roman" w:eastAsia="微軟正黑體" w:hAnsi="Times New Roman" w:cs="Times New Roman"/>
+          <w:b/>
+          <w:bCs/>
+        </w:rPr>
+        <w:t>以上</w:t>
+      </w:r>
+      <w:r>
+        <w:rPr>
+          <w:rFonts w:ascii="Times New Roman" w:eastAsia="微軟正黑體" w:hAnsi="Times New Roman" w:cs="Times New Roman"/>
+        </w:rPr>
+        <w:t>。</w:t>
+      </w:r>
     </w:p>
     <w:p>
       <w:pPr>
-        <w:pStyle w:val="4"/>
-        <w:rPr>
-          <w:sz w:val="26"/>
-          <w:szCs w:val="26"/>
-          <w:lang w:eastAsia="zh-TW"/>
-        </w:rPr>
-      </w:pPr>
-      <w:r>
-        <w:rPr>
-          <w:sz w:val="26"/>
-          <w:szCs w:val="26"/>
-          <w:lang w:eastAsia="zh-TW"/>
-        </w:rPr>
-        <w:t xml:space="preserve">2. </w:t>
-      </w:r>
-      <w:r>
-        <w:rPr>
-          <w:sz w:val="26"/>
-          <w:szCs w:val="26"/>
-          <w:lang w:eastAsia="zh-TW"/>
-        </w:rPr>
-        <w:t>熱管理與導熱效率分析</w:t>
+        <w:pStyle w:val="Web"/>
+        <w:rPr>
+          <w:rFonts w:ascii="Times New Roman" w:eastAsia="微軟正黑體" w:hAnsi="Times New Roman" w:cs="Times New Roman"/>
+        </w:rPr>
+      </w:pPr>
+      <w:r>
+        <w:rPr>
+          <w:rFonts w:ascii="Times New Roman" w:eastAsia="微軟正黑體" w:hAnsi="Times New Roman" w:cs="Times New Roman"/>
+        </w:rPr>
+        <w:t>在</w:t>
+      </w:r>
+      <w:r>
+        <w:rPr>
+          <w:rFonts w:ascii="Times New Roman" w:eastAsia="微軟正黑體" w:hAnsi="Times New Roman" w:cs="Times New Roman"/>
+        </w:rPr>
+        <w:t xml:space="preserve"> AI </w:t>
+      </w:r>
+      <w:r>
+        <w:rPr>
+          <w:rFonts w:ascii="Times New Roman" w:eastAsia="微軟正黑體" w:hAnsi="Times New Roman" w:cs="Times New Roman"/>
+        </w:rPr>
+        <w:t>晶片執行大規模矩陣運算時，局部溫度（</w:t>
+      </w:r>
+      <w:r>
+        <w:rPr>
+          <w:rFonts w:ascii="Times New Roman" w:eastAsia="微軟正黑體" w:hAnsi="Times New Roman" w:cs="Times New Roman"/>
+        </w:rPr>
+        <w:t>Hotspots</w:t>
+      </w:r>
+      <w:r>
+        <w:rPr>
+          <w:rFonts w:ascii="Times New Roman" w:eastAsia="微軟正黑體" w:hAnsi="Times New Roman" w:cs="Times New Roman"/>
+        </w:rPr>
+        <w:t>）可能迅速升高至極限。高熱導率材料能迅速將廢熱從運算核心傳導至外圍散熱模組，避免晶片因熱過載而被迫降低頻率（</w:t>
+      </w:r>
+      <w:r>
+        <w:rPr>
+          <w:rFonts w:ascii="Times New Roman" w:eastAsia="微軟正黑體" w:hAnsi="Times New Roman" w:cs="Times New Roman"/>
+        </w:rPr>
+        <w:t>Thermal Throttling</w:t>
+      </w:r>
+      <w:r>
+        <w:rPr>
+          <w:rFonts w:ascii="Times New Roman" w:eastAsia="微軟正黑體" w:hAnsi="Times New Roman" w:cs="Times New Roman"/>
+        </w:rPr>
+        <w:t>），確保運算效能始終維持在峰值狀態。</w:t>
       </w:r>
     </w:p>
     <w:p>
       <w:pPr>
         <w:pStyle w:val="Web"/>
-        <w:rPr>
-          <w:rFonts w:ascii="Times New Roman" w:eastAsia="微軟正黑體" w:hAnsi="Times New Roman" w:cs="Times New Roman"/>
-        </w:rPr>
-      </w:pPr>
-      <w:r>
-        <w:rPr>
-          <w:rFonts w:ascii="Times New Roman" w:eastAsia="微軟正黑體" w:hAnsi="Times New Roman" w:cs="Times New Roman"/>
-        </w:rPr>
-        <w:t>散熱能力是決定</w:t>
-      </w:r>
-      <w:r>
-        <w:rPr>
-          <w:rFonts w:ascii="Times New Roman" w:eastAsia="微軟正黑體" w:hAnsi="Times New Roman" w:cs="Times New Roman"/>
-        </w:rPr>
-        <w:t xml:space="preserve"> AI </w:t>
-      </w:r>
-      <w:r>
-        <w:rPr>
-          <w:rFonts w:ascii="Times New Roman" w:eastAsia="微軟正黑體" w:hAnsi="Times New Roman" w:cs="Times New Roman"/>
-        </w:rPr>
-        <w:t>晶片「</w:t>
-      </w:r>
-      <w:proofErr w:type="gramStart"/>
-      <w:r>
-        <w:rPr>
-          <w:rFonts w:ascii="Times New Roman" w:eastAsia="微軟正黑體" w:hAnsi="Times New Roman" w:cs="Times New Roman"/>
-        </w:rPr>
-        <w:t>算力天花板</w:t>
-      </w:r>
-      <w:proofErr w:type="gramEnd"/>
-      <w:r>
-        <w:rPr>
-          <w:rFonts w:ascii="Times New Roman" w:eastAsia="微軟正黑體" w:hAnsi="Times New Roman" w:cs="Times New Roman"/>
-        </w:rPr>
-        <w:t>」的最終物理限制。如</w:t>
-      </w:r>
-      <w:r>
-        <w:rPr>
-          <w:rFonts w:ascii="Times New Roman" w:eastAsia="微軟正黑體" w:hAnsi="Times New Roman" w:cs="Times New Roman"/>
-          <w:b/>
-          <w:bCs/>
-        </w:rPr>
-        <w:t>圖</w:t>
-      </w:r>
-      <w:r>
-        <w:rPr>
-          <w:rFonts w:ascii="Times New Roman" w:eastAsia="微軟正黑體" w:hAnsi="Times New Roman" w:cs="Times New Roman"/>
-          <w:b/>
-          <w:bCs/>
-        </w:rPr>
-        <w:t xml:space="preserve"> 3 (</w:t>
-      </w:r>
-      <w:r>
-        <w:rPr>
-          <w:rFonts w:ascii="Times New Roman" w:eastAsia="微軟正黑體" w:hAnsi="Times New Roman" w:cs="Times New Roman"/>
-          <w:b/>
-          <w:bCs/>
-        </w:rPr>
-        <w:t>半導體材料熱導率比較圖</w:t>
-      </w:r>
-      <w:r>
-        <w:rPr>
-          <w:rFonts w:ascii="Times New Roman" w:eastAsia="微軟正黑體" w:hAnsi="Times New Roman" w:cs="Times New Roman"/>
-          <w:b/>
-          <w:bCs/>
-        </w:rPr>
-        <w:t>)</w:t>
-      </w:r>
-      <w:r>
-        <w:rPr>
-          <w:rFonts w:ascii="Times New Roman" w:eastAsia="微軟正黑體" w:hAnsi="Times New Roman" w:cs="Times New Roman"/>
-        </w:rPr>
-        <w:t xml:space="preserve"> </w:t>
-      </w:r>
-      <w:r>
-        <w:rPr>
-          <w:rFonts w:ascii="Times New Roman" w:eastAsia="微軟正黑體" w:hAnsi="Times New Roman" w:cs="Times New Roman"/>
-        </w:rPr>
-        <w:t>所示，碳化矽</w:t>
-      </w:r>
-      <w:r>
-        <w:rPr>
-          <w:rFonts w:ascii="Times New Roman" w:eastAsia="微軟正黑體" w:hAnsi="Times New Roman" w:cs="Times New Roman"/>
-        </w:rPr>
-        <w:t xml:space="preserve"> (</w:t>
-      </w:r>
-      <w:proofErr w:type="spellStart"/>
-      <w:r>
-        <w:rPr>
-          <w:rFonts w:ascii="Times New Roman" w:eastAsia="微軟正黑體" w:hAnsi="Times New Roman" w:cs="Times New Roman"/>
-        </w:rPr>
-        <w:t>SiC</w:t>
-      </w:r>
-      <w:proofErr w:type="spellEnd"/>
-      <w:r>
-        <w:rPr>
-          <w:rFonts w:ascii="Times New Roman" w:eastAsia="微軟正黑體" w:hAnsi="Times New Roman" w:cs="Times New Roman"/>
-        </w:rPr>
-        <w:t xml:space="preserve">) </w:t>
-      </w:r>
-      <w:r>
-        <w:rPr>
-          <w:rFonts w:ascii="Times New Roman" w:eastAsia="微軟正黑體" w:hAnsi="Times New Roman" w:cs="Times New Roman"/>
-        </w:rPr>
-        <w:t>的熱導率高達</w:t>
-      </w:r>
-      <w:r>
-        <w:rPr>
-          <w:rFonts w:ascii="Times New Roman" w:eastAsia="微軟正黑體" w:hAnsi="Times New Roman" w:cs="Times New Roman"/>
-        </w:rPr>
-        <w:t xml:space="preserve"> </w:t>
-      </w:r>
-      <w:r>
-        <w:rPr>
-          <w:rFonts w:ascii="Times New Roman" w:eastAsia="微軟正黑體" w:hAnsi="Times New Roman" w:cs="Times New Roman"/>
-          <w:b/>
-          <w:bCs/>
-        </w:rPr>
-        <w:t>490 W/</w:t>
-      </w:r>
-      <w:proofErr w:type="spellStart"/>
-      <w:r>
-        <w:rPr>
-          <w:rFonts w:ascii="Times New Roman" w:eastAsia="微軟正黑體" w:hAnsi="Times New Roman" w:cs="Times New Roman"/>
-          <w:b/>
-          <w:bCs/>
-        </w:rPr>
-        <w:t>m</w:t>
-      </w:r>
-      <w:proofErr w:type="gramStart"/>
-      <w:r>
-        <w:rPr>
-          <w:rFonts w:ascii="Times New Roman" w:eastAsia="微軟正黑體" w:hAnsi="Times New Roman" w:cs="Times New Roman"/>
-          <w:b/>
-          <w:bCs/>
-        </w:rPr>
-        <w:t>·</w:t>
-      </w:r>
-      <w:proofErr w:type="gramEnd"/>
-      <w:r>
-        <w:rPr>
-          <w:rFonts w:ascii="Times New Roman" w:eastAsia="微軟正黑體" w:hAnsi="Times New Roman" w:cs="Times New Roman"/>
-          <w:b/>
-          <w:bCs/>
-        </w:rPr>
-        <w:t>K</w:t>
-      </w:r>
-      <w:proofErr w:type="spellEnd"/>
-      <w:r>
-        <w:rPr>
-          <w:rFonts w:ascii="Times New Roman" w:eastAsia="微軟正黑體" w:hAnsi="Times New Roman" w:cs="Times New Roman"/>
-        </w:rPr>
-        <w:t>，是矽材料的</w:t>
-      </w:r>
-      <w:r>
-        <w:rPr>
-          <w:rFonts w:ascii="Times New Roman" w:eastAsia="微軟正黑體" w:hAnsi="Times New Roman" w:cs="Times New Roman"/>
-        </w:rPr>
-        <w:t xml:space="preserve"> </w:t>
-      </w:r>
-      <w:r>
-        <w:rPr>
-          <w:rFonts w:ascii="Times New Roman" w:eastAsia="微軟正黑體" w:hAnsi="Times New Roman" w:cs="Times New Roman"/>
-          <w:b/>
-          <w:bCs/>
-        </w:rPr>
-        <w:t xml:space="preserve">3 </w:t>
-      </w:r>
-      <w:proofErr w:type="gramStart"/>
-      <w:r>
-        <w:rPr>
-          <w:rFonts w:ascii="Times New Roman" w:eastAsia="微軟正黑體" w:hAnsi="Times New Roman" w:cs="Times New Roman"/>
-          <w:b/>
-          <w:bCs/>
-        </w:rPr>
-        <w:t>倍</w:t>
-      </w:r>
-      <w:proofErr w:type="gramEnd"/>
-      <w:r>
-        <w:rPr>
-          <w:rFonts w:ascii="Times New Roman" w:eastAsia="微軟正黑體" w:hAnsi="Times New Roman" w:cs="Times New Roman"/>
-          <w:b/>
-          <w:bCs/>
-        </w:rPr>
-        <w:t>以上</w:t>
-      </w:r>
-      <w:r>
-        <w:rPr>
-          <w:rFonts w:ascii="Times New Roman" w:eastAsia="微軟正黑體" w:hAnsi="Times New Roman" w:cs="Times New Roman"/>
-        </w:rPr>
-        <w:t>。</w:t>
-      </w:r>
-    </w:p>
-    <w:p>
-      <w:pPr>
-        <w:pStyle w:val="Web"/>
-        <w:rPr>
-          <w:rFonts w:ascii="Times New Roman" w:eastAsia="微軟正黑體" w:hAnsi="Times New Roman" w:cs="Times New Roman"/>
-        </w:rPr>
-      </w:pPr>
-      <w:r>
-        <w:rPr>
-          <w:rFonts w:ascii="Times New Roman" w:eastAsia="微軟正黑體" w:hAnsi="Times New Roman" w:cs="Times New Roman"/>
-        </w:rPr>
-        <w:t>在</w:t>
-      </w:r>
-      <w:r>
-        <w:rPr>
-          <w:rFonts w:ascii="Times New Roman" w:eastAsia="微軟正黑體" w:hAnsi="Times New Roman" w:cs="Times New Roman"/>
-        </w:rPr>
-        <w:t xml:space="preserve"> AI </w:t>
-      </w:r>
-      <w:r>
-        <w:rPr>
-          <w:rFonts w:ascii="Times New Roman" w:eastAsia="微軟正黑體" w:hAnsi="Times New Roman" w:cs="Times New Roman"/>
-        </w:rPr>
-        <w:t>晶片執行大規模矩陣運算時，局部溫度（</w:t>
-      </w:r>
-      <w:r>
-        <w:rPr>
-          <w:rFonts w:ascii="Times New Roman" w:eastAsia="微軟正黑體" w:hAnsi="Times New Roman" w:cs="Times New Roman"/>
-        </w:rPr>
-        <w:t>Hotspots</w:t>
-      </w:r>
-      <w:r>
-        <w:rPr>
-          <w:rFonts w:ascii="Times New Roman" w:eastAsia="微軟正黑體" w:hAnsi="Times New Roman" w:cs="Times New Roman"/>
-        </w:rPr>
-        <w:t>）可能迅速升高至極限。高熱導率材料能迅速將廢熱從運算核心傳導至外圍散熱模組，避免晶片因熱過載而被迫降低頻率（</w:t>
-      </w:r>
-      <w:r>
-        <w:rPr>
-          <w:rFonts w:ascii="Times New Roman" w:eastAsia="微軟正黑體" w:hAnsi="Times New Roman" w:cs="Times New Roman"/>
-        </w:rPr>
-        <w:t>Thermal Throttling</w:t>
-      </w:r>
-      <w:r>
-        <w:rPr>
-          <w:rFonts w:ascii="Times New Roman" w:eastAsia="微軟正黑體" w:hAnsi="Times New Roman" w:cs="Times New Roman"/>
-        </w:rPr>
-        <w:t>），確保運算效能始終維持在峰值狀態。</w:t>
-      </w:r>
-    </w:p>
-    <w:p>
-      <w:pPr>
-        <w:pStyle w:val="Web"/>
-        <w:rPr>
-          <w:rFonts w:ascii="Times New Roman" w:eastAsia="微軟正黑體" w:hAnsi="Times New Roman" w:cs="Times New Roman"/>
-        </w:rPr>
-      </w:pPr>
-      <w:r>
-        <w:rPr>
-          <w:rFonts w:ascii="Times New Roman" w:eastAsia="微軟正黑體" w:hAnsi="Times New Roman" w:cs="Times New Roman"/>
+        <w:keepNext/>
+      </w:pPr>
+      <w:r>
+        <w:rPr>
+          <w:rFonts w:ascii="Times New Roman" w:eastAsia="微軟正黑體" w:hAnsi="Times New Roman" w:cs="Times New Roman"/>
+          <w:noProof/>
         </w:rPr>
         <w:drawing>
           <wp:inline distT="0" distB="0" distL="0" distR="0" wp14:anchorId="5E8B8445" wp14:editId="295E3072">
@@ -7534,7 +7466,7 @@
                     <pic:cNvPicPr/>
                   </pic:nvPicPr>
                   <pic:blipFill>
-                    <a:blip r:embed="rId10"/>
+                    <a:blip r:embed="rId12"/>
                     <a:stretch>
                       <a:fillRect/>
                     </a:stretch>
@@ -7554,91 +7486,162 @@
           </wp:inline>
         </w:drawing>
       </w:r>
-      <w:bookmarkStart w:id="19" w:name="_Toc223719124"/>
-      <w:bookmarkStart w:id="20" w:name="_Toc223719965"/>
-      <w:r>
-        <w:rPr>
-          <w:rFonts w:ascii="Times New Roman" w:eastAsia="微軟正黑體" w:hAnsi="Times New Roman" w:cs="Times New Roman"/>
-        </w:rPr>
-        <w:br/>
-      </w:r>
-      <w:r>
-        <w:rPr>
-          <w:rFonts w:ascii="Times New Roman" w:eastAsia="微軟正黑體" w:hAnsi="Times New Roman" w:cs="Times New Roman"/>
-        </w:rPr>
-        <w:t>圖</w:t>
-      </w:r>
-      <w:r>
-        <w:rPr>
-          <w:rFonts w:ascii="Times New Roman" w:eastAsia="微軟正黑體" w:hAnsi="Times New Roman" w:cs="Times New Roman"/>
-        </w:rPr>
-        <w:t xml:space="preserve"> </w:t>
-      </w:r>
-      <w:r>
-        <w:rPr>
-          <w:rFonts w:ascii="Times New Roman" w:eastAsia="微軟正黑體" w:hAnsi="Times New Roman" w:cs="Times New Roman"/>
-          <w:b/>
-          <w:bCs/>
-        </w:rPr>
-        <w:fldChar w:fldCharType="begin"/>
-      </w:r>
-      <w:r>
-        <w:rPr>
-          <w:rFonts w:ascii="Times New Roman" w:eastAsia="微軟正黑體" w:hAnsi="Times New Roman" w:cs="Times New Roman"/>
-        </w:rPr>
-        <w:instrText xml:space="preserve"> SEQ </w:instrText>
-      </w:r>
-      <w:r>
-        <w:rPr>
-          <w:rFonts w:ascii="Times New Roman" w:eastAsia="微軟正黑體" w:hAnsi="Times New Roman" w:cs="Times New Roman"/>
-        </w:rPr>
-        <w:instrText>圖</w:instrText>
-      </w:r>
-      <w:r>
-        <w:rPr>
-          <w:rFonts w:ascii="Times New Roman" w:eastAsia="微軟正黑體" w:hAnsi="Times New Roman" w:cs="Times New Roman"/>
-        </w:rPr>
-        <w:instrText xml:space="preserve"> \* ARABIC </w:instrText>
-      </w:r>
-      <w:r>
-        <w:rPr>
-          <w:rFonts w:ascii="Times New Roman" w:eastAsia="微軟正黑體" w:hAnsi="Times New Roman" w:cs="Times New Roman"/>
-          <w:b/>
-          <w:bCs/>
-        </w:rPr>
-        <w:fldChar w:fldCharType="separate"/>
-      </w:r>
-      <w:r>
-        <w:rPr>
-          <w:rFonts w:ascii="Times New Roman" w:eastAsia="微軟正黑體" w:hAnsi="Times New Roman" w:cs="Times New Roman"/>
-        </w:rPr>
-        <w:t>3</w:t>
-      </w:r>
-      <w:r>
-        <w:rPr>
-          <w:rFonts w:ascii="Times New Roman" w:eastAsia="微軟正黑體" w:hAnsi="Times New Roman" w:cs="Times New Roman"/>
-        </w:rPr>
-        <w:fldChar w:fldCharType="end"/>
-      </w:r>
-      <w:r>
-        <w:rPr>
-          <w:rFonts w:ascii="Times New Roman" w:eastAsia="微軟正黑體" w:hAnsi="Times New Roman" w:cs="Times New Roman"/>
-        </w:rPr>
-        <w:t>半導體材料熱導率比較圖</w:t>
-      </w:r>
-      <w:bookmarkEnd w:id="19"/>
-      <w:bookmarkEnd w:id="20"/>
+      <w:bookmarkStart w:id="21" w:name="_Toc223719124"/>
+      <w:bookmarkStart w:id="22" w:name="_Toc223719965"/>
     </w:p>
     <w:p>
       <w:pPr>
-        <w:pStyle w:val="Web"/>
-        <w:rPr>
-          <w:rFonts w:ascii="Times New Roman" w:eastAsia="微軟正黑體" w:hAnsi="Times New Roman" w:cs="Times New Roman"/>
-        </w:rPr>
-      </w:pPr>
+        <w:pStyle w:val="af7"/>
+        <w:rPr>
+          <w:color w:val="auto"/>
+          <w:sz w:val="28"/>
+          <w:szCs w:val="28"/>
+          <w:lang w:eastAsia="zh-TW"/>
+        </w:rPr>
+      </w:pPr>
+      <w:bookmarkStart w:id="23" w:name="_Toc225102091"/>
+      <w:r>
+        <w:rPr>
+          <w:rFonts w:hint="eastAsia"/>
+          <w:color w:val="auto"/>
+          <w:sz w:val="28"/>
+          <w:szCs w:val="28"/>
+          <w:lang w:eastAsia="zh-TW"/>
+        </w:rPr>
+        <w:t>圖</w:t>
+      </w:r>
+      <w:r>
+        <w:rPr>
+          <w:rFonts w:hint="eastAsia"/>
+          <w:color w:val="auto"/>
+          <w:sz w:val="28"/>
+          <w:szCs w:val="28"/>
+          <w:lang w:eastAsia="zh-TW"/>
+        </w:rPr>
+        <w:t xml:space="preserve"> </w:t>
+      </w:r>
+      <w:r>
+        <w:rPr>
+          <w:color w:val="auto"/>
+          <w:sz w:val="28"/>
+          <w:szCs w:val="28"/>
+        </w:rPr>
+        <w:fldChar w:fldCharType="begin"/>
+      </w:r>
+      <w:r>
+        <w:rPr>
+          <w:color w:val="auto"/>
+          <w:sz w:val="28"/>
+          <w:szCs w:val="28"/>
+          <w:lang w:eastAsia="zh-TW"/>
+        </w:rPr>
+        <w:instrText xml:space="preserve"> </w:instrText>
+      </w:r>
+      <w:r>
+        <w:rPr>
+          <w:rFonts w:hint="eastAsia"/>
+          <w:color w:val="auto"/>
+          <w:sz w:val="28"/>
+          <w:szCs w:val="28"/>
+          <w:lang w:eastAsia="zh-TW"/>
+        </w:rPr>
+        <w:instrText xml:space="preserve">SEQ </w:instrText>
+      </w:r>
+      <w:r>
+        <w:rPr>
+          <w:rFonts w:hint="eastAsia"/>
+          <w:color w:val="auto"/>
+          <w:sz w:val="28"/>
+          <w:szCs w:val="28"/>
+          <w:lang w:eastAsia="zh-TW"/>
+        </w:rPr>
+        <w:instrText>圖</w:instrText>
+      </w:r>
+      <w:r>
+        <w:rPr>
+          <w:rFonts w:hint="eastAsia"/>
+          <w:color w:val="auto"/>
+          <w:sz w:val="28"/>
+          <w:szCs w:val="28"/>
+          <w:lang w:eastAsia="zh-TW"/>
+        </w:rPr>
+        <w:instrText xml:space="preserve"> \* ARABIC</w:instrText>
+      </w:r>
+      <w:r>
+        <w:rPr>
+          <w:color w:val="auto"/>
+          <w:sz w:val="28"/>
+          <w:szCs w:val="28"/>
+          <w:lang w:eastAsia="zh-TW"/>
+        </w:rPr>
+        <w:instrText xml:space="preserve"> </w:instrText>
+      </w:r>
+      <w:r>
+        <w:rPr>
+          <w:color w:val="auto"/>
+          <w:sz w:val="28"/>
+          <w:szCs w:val="28"/>
+        </w:rPr>
+        <w:fldChar w:fldCharType="separate"/>
+      </w:r>
+      <w:r>
+        <w:rPr>
+          <w:noProof/>
+          <w:color w:val="auto"/>
+          <w:sz w:val="28"/>
+          <w:szCs w:val="28"/>
+          <w:lang w:eastAsia="zh-TW"/>
+        </w:rPr>
+        <w:t>3</w:t>
+      </w:r>
+      <w:r>
+        <w:rPr>
+          <w:color w:val="auto"/>
+          <w:sz w:val="28"/>
+          <w:szCs w:val="28"/>
+        </w:rPr>
+        <w:fldChar w:fldCharType="end"/>
+      </w:r>
+      <w:r>
+        <w:rPr>
+          <w:color w:val="auto"/>
+          <w:sz w:val="28"/>
+          <w:szCs w:val="28"/>
+          <w:lang w:eastAsia="zh-TW"/>
+        </w:rPr>
+        <w:t xml:space="preserve"> </w:t>
+      </w:r>
+      <w:r>
+        <w:rPr>
+          <w:rFonts w:hint="eastAsia"/>
+          <w:color w:val="auto"/>
+          <w:sz w:val="28"/>
+          <w:szCs w:val="28"/>
+          <w:lang w:eastAsia="zh-TW"/>
+        </w:rPr>
+        <w:t>半導體材料熱導率比較圖</w:t>
+      </w:r>
+      <w:bookmarkEnd w:id="23"/>
     </w:p>
     <w:p>
       <w:pPr>
+        <w:pStyle w:val="Web"/>
+        <w:rPr>
+          <w:rFonts w:ascii="Times New Roman" w:eastAsia="微軟正黑體" w:hAnsi="Times New Roman" w:cs="Times New Roman"/>
+        </w:rPr>
+      </w:pPr>
+      <w:r>
+        <w:rPr>
+          <w:rFonts w:ascii="Times New Roman" w:eastAsia="微軟正黑體" w:hAnsi="Times New Roman" w:cs="Times New Roman"/>
+        </w:rPr>
+        <w:lastRenderedPageBreak/>
+        <w:br/>
+      </w:r>
+      <w:bookmarkEnd w:id="21"/>
+      <w:bookmarkEnd w:id="22"/>
+    </w:p>
+    <w:p>
+      <w:pPr>
         <w:pStyle w:val="31"/>
         <w:rPr>
           <w:rFonts w:ascii="Times New Roman" w:eastAsia="微軟正黑體" w:hAnsi="Times New Roman" w:cs="Times New Roman"/>
@@ -7646,14 +7649,13 @@
           <w:szCs w:val="28"/>
         </w:rPr>
       </w:pPr>
-      <w:bookmarkStart w:id="21" w:name="_Toc224942146"/>
+      <w:bookmarkStart w:id="24" w:name="_Toc225101966"/>
       <w:r>
         <w:rPr>
           <w:rFonts w:ascii="Times New Roman" w:eastAsia="微軟正黑體" w:hAnsi="Times New Roman" w:cs="Times New Roman"/>
           <w:sz w:val="28"/>
           <w:szCs w:val="28"/>
         </w:rPr>
-        <w:lastRenderedPageBreak/>
         <w:t>四、</w:t>
       </w:r>
       <w:r>
@@ -7682,13 +7684,13 @@
         </w:rPr>
         <w:t xml:space="preserve"> (Summary Table)</w:t>
       </w:r>
-      <w:bookmarkEnd w:id="21"/>
+      <w:bookmarkEnd w:id="24"/>
     </w:p>
     <w:p>
       <w:pPr>
         <w:pStyle w:val="Web"/>
         <w:rPr>
-          <w:rFonts w:ascii="Times New Roman" w:eastAsia="微軟正黑體" w:hAnsi="Times New Roman" w:cs="Times New Roman" w:hint="eastAsia"/>
+          <w:rFonts w:ascii="Times New Roman" w:eastAsia="微軟正黑體" w:hAnsi="Times New Roman" w:cs="Times New Roman"/>
         </w:rPr>
       </w:pPr>
       <w:r>
@@ -7709,7 +7711,7 @@
           <w:lang w:eastAsia="zh-TW"/>
         </w:rPr>
       </w:pPr>
-      <w:bookmarkStart w:id="22" w:name="_Toc224940918"/>
+      <w:bookmarkStart w:id="25" w:name="_Toc224940918"/>
       <w:r>
         <w:rPr>
           <w:rFonts w:ascii="Times New Roman" w:eastAsia="微軟正黑體" w:hAnsi="Times New Roman" w:cs="Times New Roman"/>
@@ -7808,7 +7810,7 @@
         </w:rPr>
         <w:t>半導體材料綜合性能參數表</w:t>
       </w:r>
-      <w:bookmarkEnd w:id="22"/>
+      <w:bookmarkEnd w:id="25"/>
     </w:p>
     <w:tbl>
       <w:tblPr>
@@ -9192,7 +9194,7 @@
       <w:pPr>
         <w:spacing w:after="400"/>
         <w:rPr>
-          <w:rFonts w:ascii="Times New Roman" w:eastAsia="微軟正黑體" w:hAnsi="Times New Roman" w:cs="Times New Roman" w:hint="eastAsia"/>
+          <w:rFonts w:ascii="Times New Roman" w:eastAsia="微軟正黑體" w:hAnsi="Times New Roman" w:cs="Times New Roman"/>
           <w:sz w:val="24"/>
           <w:szCs w:val="24"/>
           <w:lang w:eastAsia="zh-TW"/>
@@ -9213,7 +9215,7 @@
           <w:lang w:eastAsia="zh-TW"/>
         </w:rPr>
       </w:pPr>
-      <w:bookmarkStart w:id="23" w:name="_Toc224940919"/>
+      <w:bookmarkStart w:id="26" w:name="_Toc224940919"/>
       <w:r>
         <w:rPr>
           <w:rFonts w:ascii="Times New Roman" w:eastAsia="微軟正黑體" w:hAnsi="Times New Roman" w:cs="Times New Roman"/>
@@ -9333,7 +9335,7 @@
         </w:rPr>
         <w:t>半導體材料基本性質比較</w:t>
       </w:r>
-      <w:bookmarkEnd w:id="23"/>
+      <w:bookmarkEnd w:id="26"/>
     </w:p>
     <w:tbl>
       <w:tblPr>
@@ -9759,7 +9761,7 @@
           <w:lang w:eastAsia="zh-TW"/>
         </w:rPr>
       </w:pPr>
-      <w:bookmarkStart w:id="24" w:name="_Toc224940920"/>
+      <w:bookmarkStart w:id="27" w:name="_Toc224940920"/>
       <w:r>
         <w:rPr>
           <w:rFonts w:ascii="Times New Roman" w:eastAsia="微軟正黑體" w:hAnsi="Times New Roman" w:cs="Times New Roman"/>
@@ -9878,7 +9880,7 @@
         </w:rPr>
         <w:t>半導體材料基本性質比較</w:t>
       </w:r>
-      <w:bookmarkEnd w:id="24"/>
+      <w:bookmarkEnd w:id="27"/>
     </w:p>
     <w:tbl>
       <w:tblPr>
@@ -10284,7 +10286,7 @@
           <w:lang w:eastAsia="zh-TW"/>
         </w:rPr>
       </w:pPr>
-      <w:bookmarkStart w:id="25" w:name="_Toc224940921"/>
+      <w:bookmarkStart w:id="28" w:name="_Toc224940921"/>
       <w:r>
         <w:rPr>
           <w:rFonts w:ascii="Times New Roman" w:eastAsia="微軟正黑體" w:hAnsi="Times New Roman" w:cs="Times New Roman"/>
@@ -10403,7 +10405,7 @@
         </w:rPr>
         <w:t>半導體材料基本性質比較</w:t>
       </w:r>
-      <w:bookmarkEnd w:id="25"/>
+      <w:bookmarkEnd w:id="28"/>
     </w:p>
     <w:tbl>
       <w:tblPr>
@@ -10787,20 +10789,6 @@
     <w:p>
       <w:pPr>
         <w:pStyle w:val="1"/>
-        <w:rPr>
-          <w:rFonts w:ascii="Times New Roman" w:eastAsia="微軟正黑體" w:hAnsi="Times New Roman" w:cs="Times New Roman" w:hint="eastAsia"/>
-          <w:b w:val="0"/>
-          <w:bCs w:val="0"/>
-          <w:color w:val="auto"/>
-          <w:sz w:val="24"/>
-          <w:szCs w:val="24"/>
-          <w:lang w:eastAsia="zh-TW"/>
-        </w:rPr>
-      </w:pPr>
-    </w:p>
-    <w:p>
-      <w:pPr>
-        <w:pStyle w:val="1"/>
         <w:spacing w:after="400"/>
         <w:jc w:val="center"/>
         <w:rPr>
@@ -10810,7 +10798,378 @@
           <w:szCs w:val="32"/>
         </w:rPr>
       </w:pPr>
-      <w:bookmarkStart w:id="26" w:name="_Toc224942147"/>
+      <w:bookmarkStart w:id="29" w:name="_Toc225101967"/>
+      <w:r>
+        <w:rPr>
+          <w:noProof/>
+        </w:rPr>
+        <w:lastRenderedPageBreak/>
+        <mc:AlternateContent>
+          <mc:Choice Requires="wps">
+            <w:drawing>
+              <wp:anchor distT="0" distB="0" distL="114300" distR="114300" simplePos="0" relativeHeight="251663360" behindDoc="0" locked="0" layoutInCell="1" allowOverlap="1" wp14:anchorId="53D58DA9" wp14:editId="4103DB46">
+                <wp:simplePos x="0" y="0"/>
+                <wp:positionH relativeFrom="column">
+                  <wp:posOffset>114300</wp:posOffset>
+                </wp:positionH>
+                <wp:positionV relativeFrom="paragraph">
+                  <wp:posOffset>2914650</wp:posOffset>
+                </wp:positionV>
+                <wp:extent cx="5318760" cy="635"/>
+                <wp:effectExtent l="0" t="0" r="15240" b="9525"/>
+                <wp:wrapSquare wrapText="bothSides"/>
+                <wp:docPr id="9" name="文字方塊 9"/>
+                <wp:cNvGraphicFramePr/>
+                <a:graphic xmlns:a="http://schemas.openxmlformats.org/drawingml/2006/main">
+                  <a:graphicData uri="http://schemas.microsoft.com/office/word/2010/wordprocessingShape">
+                    <wps:wsp>
+                      <wps:cNvSpPr txBox="1"/>
+                      <wps:spPr>
+                        <a:xfrm>
+                          <a:off x="0" y="0"/>
+                          <a:ext cx="5318760" cy="635"/>
+                        </a:xfrm>
+                        <a:prstGeom prst="rect">
+                          <a:avLst/>
+                        </a:prstGeom>
+                        <a:noFill/>
+                        <a:ln>
+                          <a:noFill/>
+                        </a:ln>
+                      </wps:spPr>
+                      <wps:txbx>
+                        <w:txbxContent>
+                          <w:p>
+                            <w:pPr>
+                              <w:pStyle w:val="af7"/>
+                              <w:rPr>
+                                <w:rFonts w:ascii="Times New Roman" w:eastAsia="微軟正黑體" w:hAnsi="Times New Roman" w:cs="Times New Roman" w:hint="eastAsia"/>
+                                <w:noProof/>
+                                <w:color w:val="auto"/>
+                                <w:sz w:val="24"/>
+                                <w:szCs w:val="24"/>
+                                <w:lang w:eastAsia="zh-TW"/>
+                              </w:rPr>
+                            </w:pPr>
+                            <w:bookmarkStart w:id="30" w:name="_Toc225102092"/>
+                            <w:r>
+                              <w:rPr>
+                                <w:rFonts w:hint="eastAsia"/>
+                                <w:color w:val="auto"/>
+                                <w:sz w:val="24"/>
+                                <w:szCs w:val="24"/>
+                                <w:lang w:eastAsia="zh-TW"/>
+                              </w:rPr>
+                              <w:t>圖</w:t>
+                            </w:r>
+                            <w:r>
+                              <w:rPr>
+                                <w:rFonts w:hint="eastAsia"/>
+                                <w:color w:val="auto"/>
+                                <w:sz w:val="24"/>
+                                <w:szCs w:val="24"/>
+                                <w:lang w:eastAsia="zh-TW"/>
+                              </w:rPr>
+                              <w:t xml:space="preserve"> </w:t>
+                            </w:r>
+                            <w:r>
+                              <w:rPr>
+                                <w:color w:val="auto"/>
+                                <w:sz w:val="24"/>
+                                <w:szCs w:val="24"/>
+                              </w:rPr>
+                              <w:fldChar w:fldCharType="begin"/>
+                            </w:r>
+                            <w:r>
+                              <w:rPr>
+                                <w:color w:val="auto"/>
+                                <w:sz w:val="24"/>
+                                <w:szCs w:val="24"/>
+                                <w:lang w:eastAsia="zh-TW"/>
+                              </w:rPr>
+                              <w:instrText xml:space="preserve"> </w:instrText>
+                            </w:r>
+                            <w:r>
+                              <w:rPr>
+                                <w:rFonts w:hint="eastAsia"/>
+                                <w:color w:val="auto"/>
+                                <w:sz w:val="24"/>
+                                <w:szCs w:val="24"/>
+                                <w:lang w:eastAsia="zh-TW"/>
+                              </w:rPr>
+                              <w:instrText xml:space="preserve">SEQ </w:instrText>
+                            </w:r>
+                            <w:r>
+                              <w:rPr>
+                                <w:rFonts w:hint="eastAsia"/>
+                                <w:color w:val="auto"/>
+                                <w:sz w:val="24"/>
+                                <w:szCs w:val="24"/>
+                                <w:lang w:eastAsia="zh-TW"/>
+                              </w:rPr>
+                              <w:instrText>圖</w:instrText>
+                            </w:r>
+                            <w:r>
+                              <w:rPr>
+                                <w:rFonts w:hint="eastAsia"/>
+                                <w:color w:val="auto"/>
+                                <w:sz w:val="24"/>
+                                <w:szCs w:val="24"/>
+                                <w:lang w:eastAsia="zh-TW"/>
+                              </w:rPr>
+                              <w:instrText xml:space="preserve"> \* ARABIC</w:instrText>
+                            </w:r>
+                            <w:r>
+                              <w:rPr>
+                                <w:color w:val="auto"/>
+                                <w:sz w:val="24"/>
+                                <w:szCs w:val="24"/>
+                                <w:lang w:eastAsia="zh-TW"/>
+                              </w:rPr>
+                              <w:instrText xml:space="preserve"> </w:instrText>
+                            </w:r>
+                            <w:r>
+                              <w:rPr>
+                                <w:color w:val="auto"/>
+                                <w:sz w:val="24"/>
+                                <w:szCs w:val="24"/>
+                              </w:rPr>
+                              <w:fldChar w:fldCharType="separate"/>
+                            </w:r>
+                            <w:r>
+                              <w:rPr>
+                                <w:noProof/>
+                                <w:color w:val="auto"/>
+                                <w:sz w:val="24"/>
+                                <w:szCs w:val="24"/>
+                                <w:lang w:eastAsia="zh-TW"/>
+                              </w:rPr>
+                              <w:t>4</w:t>
+                            </w:r>
+                            <w:r>
+                              <w:rPr>
+                                <w:color w:val="auto"/>
+                                <w:sz w:val="24"/>
+                                <w:szCs w:val="24"/>
+                              </w:rPr>
+                              <w:fldChar w:fldCharType="end"/>
+                            </w:r>
+                            <w:r>
+                              <w:rPr>
+                                <w:color w:val="auto"/>
+                                <w:sz w:val="24"/>
+                                <w:szCs w:val="24"/>
+                                <w:lang w:eastAsia="zh-TW"/>
+                              </w:rPr>
+                              <w:t xml:space="preserve"> </w:t>
+                            </w:r>
+                            <w:r>
+                              <w:rPr>
+                                <w:rFonts w:ascii="Times New Roman" w:eastAsia="微軟正黑體" w:hAnsi="Times New Roman" w:cs="Times New Roman"/>
+                                <w:b w:val="0"/>
+                                <w:bCs w:val="0"/>
+                                <w:color w:val="auto"/>
+                                <w:sz w:val="24"/>
+                                <w:szCs w:val="24"/>
+                                <w:lang w:eastAsia="zh-TW"/>
+                              </w:rPr>
+                              <w:t>不同材料效能比較示意圖</w:t>
+                            </w:r>
+                            <w:bookmarkEnd w:id="30"/>
+                            <w:r>
+                              <w:rPr>
+                                <w:rFonts w:ascii="Times New Roman" w:eastAsia="微軟正黑體" w:hAnsi="Times New Roman" w:cs="Times New Roman"/>
+                                <w:b w:val="0"/>
+                                <w:bCs w:val="0"/>
+                                <w:color w:val="auto"/>
+                                <w:sz w:val="24"/>
+                                <w:szCs w:val="24"/>
+                                <w:lang w:eastAsia="zh-TW"/>
+                              </w:rPr>
+                              <w:br/>
+                            </w:r>
+                          </w:p>
+                        </w:txbxContent>
+                      </wps:txbx>
+                      <wps:bodyPr rot="0" spcFirstLastPara="0" vertOverflow="overflow" horzOverflow="overflow" vert="horz" wrap="square" lIns="0" tIns="0" rIns="0" bIns="0" numCol="1" spcCol="0" rtlCol="0" fromWordArt="0" anchor="t" anchorCtr="0" forceAA="0" compatLnSpc="1">
+                        <a:prstTxWarp prst="textNoShape">
+                          <a:avLst/>
+                        </a:prstTxWarp>
+                        <a:spAutoFit/>
+                      </wps:bodyPr>
+                    </wps:wsp>
+                  </a:graphicData>
+                </a:graphic>
+              </wp:anchor>
+            </w:drawing>
+          </mc:Choice>
+          <mc:Fallback>
+            <w:pict>
+              <v:shapetype w14:anchorId="53D58DA9" id="_x0000_t202" coordsize="21600,21600" o:spt="202" path="m,l,21600r21600,l21600,xe">
+                <v:stroke joinstyle="miter"/>
+                <v:path gradientshapeok="t" o:connecttype="rect"/>
+              </v:shapetype>
+              <v:shape id="文字方塊 9" o:spid="_x0000_s1026" type="#_x0000_t202" style="position:absolute;left:0;text-align:left;margin-left:9pt;margin-top:229.5pt;width:418.8pt;height:.05pt;z-index:251663360;visibility:visible;mso-wrap-style:square;mso-wrap-distance-left:9pt;mso-wrap-distance-top:0;mso-wrap-distance-right:9pt;mso-wrap-distance-bottom:0;mso-position-horizontal:absolute;mso-position-horizontal-relative:text;mso-position-vertical:absolute;mso-position-vertical-relative:text;v-text-anchor:top" o:gfxdata="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" filled="f" stroked="f">
+                <v:textbox style="mso-fit-shape-to-text:t" inset="0,0,0,0">
+                  <w:txbxContent>
+                    <w:p>
+                      <w:pPr>
+                        <w:pStyle w:val="af7"/>
+                        <w:rPr>
+                          <w:rFonts w:ascii="Times New Roman" w:eastAsia="微軟正黑體" w:hAnsi="Times New Roman" w:cs="Times New Roman" w:hint="eastAsia"/>
+                          <w:noProof/>
+                          <w:color w:val="auto"/>
+                          <w:sz w:val="24"/>
+                          <w:szCs w:val="24"/>
+                          <w:lang w:eastAsia="zh-TW"/>
+                        </w:rPr>
+                      </w:pPr>
+                      <w:bookmarkStart w:id="31" w:name="_Toc225102092"/>
+                      <w:r>
+                        <w:rPr>
+                          <w:rFonts w:hint="eastAsia"/>
+                          <w:color w:val="auto"/>
+                          <w:sz w:val="24"/>
+                          <w:szCs w:val="24"/>
+                          <w:lang w:eastAsia="zh-TW"/>
+                        </w:rPr>
+                        <w:t>圖</w:t>
+                      </w:r>
+                      <w:r>
+                        <w:rPr>
+                          <w:rFonts w:hint="eastAsia"/>
+                          <w:color w:val="auto"/>
+                          <w:sz w:val="24"/>
+                          <w:szCs w:val="24"/>
+                          <w:lang w:eastAsia="zh-TW"/>
+                        </w:rPr>
+                        <w:t xml:space="preserve"> </w:t>
+                      </w:r>
+                      <w:r>
+                        <w:rPr>
+                          <w:color w:val="auto"/>
+                          <w:sz w:val="24"/>
+                          <w:szCs w:val="24"/>
+                        </w:rPr>
+                        <w:fldChar w:fldCharType="begin"/>
+                      </w:r>
+                      <w:r>
+                        <w:rPr>
+                          <w:color w:val="auto"/>
+                          <w:sz w:val="24"/>
+                          <w:szCs w:val="24"/>
+                          <w:lang w:eastAsia="zh-TW"/>
+                        </w:rPr>
+                        <w:instrText xml:space="preserve"> </w:instrText>
+                      </w:r>
+                      <w:r>
+                        <w:rPr>
+                          <w:rFonts w:hint="eastAsia"/>
+                          <w:color w:val="auto"/>
+                          <w:sz w:val="24"/>
+                          <w:szCs w:val="24"/>
+                          <w:lang w:eastAsia="zh-TW"/>
+                        </w:rPr>
+                        <w:instrText xml:space="preserve">SEQ </w:instrText>
+                      </w:r>
+                      <w:r>
+                        <w:rPr>
+                          <w:rFonts w:hint="eastAsia"/>
+                          <w:color w:val="auto"/>
+                          <w:sz w:val="24"/>
+                          <w:szCs w:val="24"/>
+                          <w:lang w:eastAsia="zh-TW"/>
+                        </w:rPr>
+                        <w:instrText>圖</w:instrText>
+                      </w:r>
+                      <w:r>
+                        <w:rPr>
+                          <w:rFonts w:hint="eastAsia"/>
+                          <w:color w:val="auto"/>
+                          <w:sz w:val="24"/>
+                          <w:szCs w:val="24"/>
+                          <w:lang w:eastAsia="zh-TW"/>
+                        </w:rPr>
+                        <w:instrText xml:space="preserve"> \* ARABIC</w:instrText>
+                      </w:r>
+                      <w:r>
+                        <w:rPr>
+                          <w:color w:val="auto"/>
+                          <w:sz w:val="24"/>
+                          <w:szCs w:val="24"/>
+                          <w:lang w:eastAsia="zh-TW"/>
+                        </w:rPr>
+                        <w:instrText xml:space="preserve"> </w:instrText>
+                      </w:r>
+                      <w:r>
+                        <w:rPr>
+                          <w:color w:val="auto"/>
+                          <w:sz w:val="24"/>
+                          <w:szCs w:val="24"/>
+                        </w:rPr>
+                        <w:fldChar w:fldCharType="separate"/>
+                      </w:r>
+                      <w:r>
+                        <w:rPr>
+                          <w:noProof/>
+                          <w:color w:val="auto"/>
+                          <w:sz w:val="24"/>
+                          <w:szCs w:val="24"/>
+                          <w:lang w:eastAsia="zh-TW"/>
+                        </w:rPr>
+                        <w:t>4</w:t>
+                      </w:r>
+                      <w:r>
+                        <w:rPr>
+                          <w:color w:val="auto"/>
+                          <w:sz w:val="24"/>
+                          <w:szCs w:val="24"/>
+                        </w:rPr>
+                        <w:fldChar w:fldCharType="end"/>
+                      </w:r>
+                      <w:r>
+                        <w:rPr>
+                          <w:color w:val="auto"/>
+                          <w:sz w:val="24"/>
+                          <w:szCs w:val="24"/>
+                          <w:lang w:eastAsia="zh-TW"/>
+                        </w:rPr>
+                        <w:t xml:space="preserve"> </w:t>
+                      </w:r>
+                      <w:r>
+                        <w:rPr>
+                          <w:rFonts w:ascii="Times New Roman" w:eastAsia="微軟正黑體" w:hAnsi="Times New Roman" w:cs="Times New Roman"/>
+                          <w:b w:val="0"/>
+                          <w:bCs w:val="0"/>
+                          <w:color w:val="auto"/>
+                          <w:sz w:val="24"/>
+                          <w:szCs w:val="24"/>
+                          <w:lang w:eastAsia="zh-TW"/>
+                        </w:rPr>
+                        <w:t>不同材料效能比較示意圖</w:t>
+                      </w:r>
+                      <w:bookmarkEnd w:id="31"/>
+                      <w:r>
+                        <w:rPr>
+                          <w:rFonts w:ascii="Times New Roman" w:eastAsia="微軟正黑體" w:hAnsi="Times New Roman" w:cs="Times New Roman"/>
+                          <w:b w:val="0"/>
+                          <w:bCs w:val="0"/>
+                          <w:color w:val="auto"/>
+                          <w:sz w:val="24"/>
+                          <w:szCs w:val="24"/>
+                          <w:lang w:eastAsia="zh-TW"/>
+                        </w:rPr>
+                        <w:br/>
+                      </w:r>
+                    </w:p>
+                  </w:txbxContent>
+                </v:textbox>
+                <w10:wrap type="square"/>
+              </v:shape>
+            </w:pict>
+          </mc:Fallback>
+        </mc:AlternateContent>
+      </w:r>
       <w:r>
         <w:rPr>
           <w:rFonts w:ascii="Times New Roman" w:eastAsia="微軟正黑體" w:hAnsi="Times New Roman" w:cs="Times New Roman" w:hint="eastAsia"/>
@@ -10843,7 +11202,7 @@
                     <pic:cNvPicPr/>
                   </pic:nvPicPr>
                   <pic:blipFill rotWithShape="1">
-                    <a:blip r:embed="rId11"/>
+                    <a:blip r:embed="rId13"/>
                     <a:srcRect l="2791" t="6831" r="4420" b="51402"/>
                     <a:stretch/>
                   </pic:blipFill>
@@ -10886,72 +11245,20 @@
         </w:rPr>
         <w:t>結果與討論</w:t>
       </w:r>
-      <w:bookmarkEnd w:id="26"/>
+      <w:bookmarkEnd w:id="29"/>
       <w:proofErr w:type="spellEnd"/>
     </w:p>
     <w:p>
       <w:pPr>
-        <w:pStyle w:val="1"/>
-        <w:spacing w:after="400"/>
-        <w:rPr>
-          <w:rFonts w:ascii="Times New Roman" w:eastAsia="微軟正黑體" w:hAnsi="Times New Roman" w:cs="Times New Roman"/>
-          <w:b w:val="0"/>
-          <w:bCs w:val="0"/>
-          <w:color w:val="auto"/>
-          <w:sz w:val="32"/>
-          <w:szCs w:val="32"/>
-          <w:lang w:eastAsia="zh-TW"/>
-        </w:rPr>
-      </w:pPr>
-      <w:bookmarkStart w:id="27" w:name="_Toc224942148"/>
-      <w:r>
-        <w:rPr>
-          <w:rFonts w:ascii="Times New Roman" w:eastAsia="微軟正黑體" w:hAnsi="Times New Roman" w:cs="Times New Roman"/>
-          <w:b w:val="0"/>
-          <w:bCs w:val="0"/>
-          <w:color w:val="auto"/>
-          <w:sz w:val="24"/>
-          <w:szCs w:val="24"/>
-          <w:lang w:eastAsia="zh-TW"/>
-        </w:rPr>
-        <w:t>圖</w:t>
-      </w:r>
-      <w:r>
-        <w:rPr>
-          <w:rFonts w:ascii="Times New Roman" w:eastAsia="微軟正黑體" w:hAnsi="Times New Roman" w:cs="Times New Roman"/>
-          <w:b w:val="0"/>
-          <w:bCs w:val="0"/>
-          <w:color w:val="auto"/>
-          <w:sz w:val="24"/>
-          <w:szCs w:val="24"/>
-          <w:lang w:eastAsia="zh-TW"/>
-        </w:rPr>
-        <w:t>4</w:t>
-      </w:r>
-      <w:r>
-        <w:rPr>
-          <w:rFonts w:ascii="Times New Roman" w:eastAsia="微軟正黑體" w:hAnsi="Times New Roman" w:cs="Times New Roman"/>
-          <w:b w:val="0"/>
-          <w:bCs w:val="0"/>
-          <w:color w:val="auto"/>
-          <w:sz w:val="24"/>
-          <w:szCs w:val="24"/>
-          <w:lang w:eastAsia="zh-TW"/>
-        </w:rPr>
-        <w:t>不同材料效能比較示意圖</w:t>
-      </w:r>
-      <w:bookmarkEnd w:id="27"/>
-    </w:p>
-    <w:p>
-      <w:pPr>
         <w:pStyle w:val="31"/>
         <w:rPr>
+          <w:rFonts w:eastAsia="新細明體"/>
           <w:sz w:val="28"/>
           <w:szCs w:val="28"/>
           <w:lang w:eastAsia="zh-TW"/>
         </w:rPr>
       </w:pPr>
-      <w:bookmarkStart w:id="28" w:name="_Toc224942149"/>
+      <w:bookmarkStart w:id="32" w:name="_Toc225101968"/>
       <w:r>
         <w:rPr>
           <w:sz w:val="28"/>
@@ -10994,7 +11301,7 @@
         </w:rPr>
         <w:t>導熱效能的材料電學表現分析</w:t>
       </w:r>
-      <w:bookmarkEnd w:id="28"/>
+      <w:bookmarkEnd w:id="32"/>
     </w:p>
     <w:p>
       <w:pPr>
@@ -11324,7 +11631,7 @@
           <w:lang w:eastAsia="zh-TW"/>
         </w:rPr>
       </w:pPr>
-      <w:bookmarkStart w:id="29" w:name="_Toc224942150"/>
+      <w:bookmarkStart w:id="33" w:name="_Toc225101969"/>
       <w:r>
         <w:rPr>
           <w:sz w:val="28"/>
@@ -11366,7 +11673,7 @@
         </w:rPr>
         <w:t>）</w:t>
       </w:r>
-      <w:bookmarkEnd w:id="29"/>
+      <w:bookmarkEnd w:id="33"/>
     </w:p>
     <w:p>
       <w:pPr>
@@ -11542,18 +11849,6 @@
     </w:p>
     <w:p>
       <w:pPr>
-        <w:pStyle w:val="Web"/>
-      </w:pPr>
-      <w:r>
-        <w:rPr>
-          <w:b/>
-          <w:bCs/>
-        </w:rPr>
-        <w:t>圖 4：不同材料效能比較示意圖</w:t>
-      </w:r>
-    </w:p>
-    <w:p>
-      <w:pPr>
         <w:pStyle w:val="31"/>
         <w:rPr>
           <w:b w:val="0"/>
@@ -11563,7 +11858,7 @@
           <w:lang w:eastAsia="zh-TW"/>
         </w:rPr>
       </w:pPr>
-      <w:bookmarkStart w:id="30" w:name="_Toc224942151"/>
+      <w:bookmarkStart w:id="34" w:name="_Toc225101970"/>
       <w:r>
         <w:rPr>
           <w:b w:val="0"/>
@@ -11614,7 +11909,7 @@
         </w:rPr>
         <w:t>硬體技術演進潛力</w:t>
       </w:r>
-      <w:bookmarkEnd w:id="30"/>
+      <w:bookmarkEnd w:id="34"/>
     </w:p>
     <w:p>
       <w:pPr>
@@ -11764,7 +12059,7 @@
     <w:p>
       <w:pPr>
         <w:rPr>
-          <w:rFonts w:eastAsia="新細明體" w:hint="eastAsia"/>
+          <w:rFonts w:eastAsia="新細明體"/>
           <w:lang w:eastAsia="zh-TW"/>
         </w:rPr>
       </w:pPr>
@@ -11807,7 +12102,7 @@
           <w:lang w:eastAsia="zh-TW"/>
         </w:rPr>
       </w:pPr>
-      <w:bookmarkStart w:id="31" w:name="_Toc224942152"/>
+      <w:bookmarkStart w:id="35" w:name="_Toc225101971"/>
       <w:r>
         <w:rPr>
           <w:rFonts w:ascii="Times New Roman" w:eastAsia="微軟正黑體" w:hAnsi="Times New Roman" w:cs="Times New Roman"/>
@@ -11819,7 +12114,7 @@
         <w:lastRenderedPageBreak/>
         <w:t>結論與建議</w:t>
       </w:r>
-      <w:bookmarkEnd w:id="31"/>
+      <w:bookmarkEnd w:id="35"/>
     </w:p>
     <w:p>
       <w:pPr>
@@ -11831,7 +12126,7 @@
           <w:lang w:eastAsia="zh-TW"/>
         </w:rPr>
       </w:pPr>
-      <w:bookmarkStart w:id="32" w:name="_Toc224942153"/>
+      <w:bookmarkStart w:id="36" w:name="_Toc225101972"/>
       <w:r>
         <w:rPr>
           <w:color w:val="auto"/>
@@ -11859,7 +12154,7 @@
         </w:rPr>
         <w:t>研究總結：半導體材料的技術轉型</w:t>
       </w:r>
-      <w:bookmarkEnd w:id="32"/>
+      <w:bookmarkEnd w:id="36"/>
     </w:p>
     <w:p>
       <w:pPr>
@@ -12051,7 +12346,7 @@
           <w:lang w:eastAsia="zh-TW"/>
         </w:rPr>
       </w:pPr>
-      <w:bookmarkStart w:id="33" w:name="_Toc224942154"/>
+      <w:bookmarkStart w:id="37" w:name="_Toc225101973"/>
       <w:r>
         <w:rPr>
           <w:color w:val="auto"/>
@@ -12079,7 +12374,7 @@
         </w:rPr>
         <w:t>未來研究方向與技術建議</w:t>
       </w:r>
-      <w:bookmarkEnd w:id="33"/>
+      <w:bookmarkEnd w:id="37"/>
     </w:p>
     <w:p>
       <w:pPr>
@@ -12365,7 +12660,7 @@
           <w:lang w:eastAsia="zh-TW"/>
         </w:rPr>
       </w:pPr>
-      <w:bookmarkStart w:id="34" w:name="_Toc224942155"/>
+      <w:bookmarkStart w:id="38" w:name="_Toc225101974"/>
       <w:r>
         <w:rPr>
           <w:color w:val="auto"/>
@@ -12393,7 +12688,7 @@
         </w:rPr>
         <w:t>結語</w:t>
       </w:r>
-      <w:bookmarkEnd w:id="34"/>
+      <w:bookmarkEnd w:id="38"/>
     </w:p>
     <w:p>
       <w:pPr>
@@ -12445,7 +12740,7 @@
           <w:szCs w:val="32"/>
         </w:rPr>
       </w:pPr>
-      <w:bookmarkStart w:id="35" w:name="_Toc224942156"/>
+      <w:bookmarkStart w:id="39" w:name="_Toc225101975"/>
       <w:proofErr w:type="spellStart"/>
       <w:r>
         <w:rPr>
@@ -12457,7 +12752,7 @@
         <w:lastRenderedPageBreak/>
         <w:t>參考文獻</w:t>
       </w:r>
-      <w:bookmarkEnd w:id="35"/>
+      <w:bookmarkEnd w:id="39"/>
       <w:proofErr w:type="spellEnd"/>
     </w:p>
     <w:p>
@@ -12651,7 +12946,7 @@
       </w:r>
     </w:p>
     <w:sectPr>
-      <w:footerReference w:type="default" r:id="rId12"/>
+      <w:footerReference w:type="default" r:id="rId14"/>
       <w:pgSz w:w="11907" w:h="16840" w:code="9"/>
       <w:pgMar w:top="1440" w:right="1440" w:bottom="1440" w:left="1440" w:header="720" w:footer="720" w:gutter="0"/>
       <w:pgNumType w:start="0"/>
@@ -14689,6 +14984,7 @@
   <w:style w:type="character" w:default="1" w:styleId="a2">
     <w:name w:val="Default Paragraph Font"/>
     <w:uiPriority w:val="1"/>
+    <w:semiHidden/>
     <w:unhideWhenUsed/>
   </w:style>
   <w:style w:type="table" w:default="1" w:styleId="a3">
@@ -25601,6 +25897,45 @@
     <w:basedOn w:val="a2"/>
     <w:rsid w:val="008954D3"/>
   </w:style>
+  <w:style w:type="paragraph" w:styleId="afff2">
+    <w:name w:val="footnote text"/>
+    <w:basedOn w:val="a1"/>
+    <w:link w:val="afff3"/>
+    <w:uiPriority w:val="99"/>
+    <w:semiHidden/>
+    <w:unhideWhenUsed/>
+    <w:rsid w:val="0011184C"/>
+    <w:pPr>
+      <w:snapToGrid w:val="0"/>
+    </w:pPr>
+    <w:rPr>
+      <w:sz w:val="20"/>
+      <w:szCs w:val="20"/>
+    </w:rPr>
+  </w:style>
+  <w:style w:type="character" w:customStyle="1" w:styleId="afff3">
+    <w:name w:val="註腳文字 字元"/>
+    <w:basedOn w:val="a2"/>
+    <w:link w:val="afff2"/>
+    <w:uiPriority w:val="99"/>
+    <w:semiHidden/>
+    <w:rsid w:val="0011184C"/>
+    <w:rPr>
+      <w:sz w:val="20"/>
+      <w:szCs w:val="20"/>
+    </w:rPr>
+  </w:style>
+  <w:style w:type="character" w:styleId="afff4">
+    <w:name w:val="footnote reference"/>
+    <w:basedOn w:val="a2"/>
+    <w:uiPriority w:val="99"/>
+    <w:semiHidden/>
+    <w:unhideWhenUsed/>
+    <w:rsid w:val="0011184C"/>
+    <w:rPr>
+      <w:vertAlign w:val="superscript"/>
+    </w:rPr>
+  </w:style>
 </w:styles>
 </file>
 
